--- a/APP/public/template_original_test.docx
+++ b/APP/public/template_original_test.docx
@@ -19,16 +19,16 @@
         <mc:AlternateContent>
           <mc:Choice Requires="wps">
             <w:drawing>
-              <wp:anchor distT="0" distB="0" distL="114300" distR="114300" simplePos="0" relativeHeight="251641856" behindDoc="0" locked="0" layoutInCell="1" allowOverlap="1" wp14:anchorId="09A4A0EA" wp14:editId="6F377064">
+              <wp:anchor distT="0" distB="0" distL="114300" distR="114300" simplePos="0" relativeHeight="251641856" behindDoc="0" locked="0" layoutInCell="1" allowOverlap="1" wp14:anchorId="09A4A0EA" wp14:editId="3D997EE3">
                 <wp:simplePos x="0" y="0"/>
                 <wp:positionH relativeFrom="column">
                   <wp:posOffset>938530</wp:posOffset>
                 </wp:positionH>
                 <wp:positionV relativeFrom="paragraph">
-                  <wp:posOffset>172720</wp:posOffset>
+                  <wp:posOffset>220345</wp:posOffset>
                 </wp:positionV>
-                <wp:extent cx="4728210" cy="333375"/>
-                <wp:effectExtent l="0" t="0" r="0" b="9525"/>
+                <wp:extent cx="4728210" cy="285750"/>
+                <wp:effectExtent l="0" t="0" r="0" b="0"/>
                 <wp:wrapNone/>
                 <wp:docPr id="534597886" name="Текстово поле 32"/>
                 <wp:cNvGraphicFramePr>
@@ -43,7 +43,7 @@
                       <wps:spPr bwMode="auto">
                         <a:xfrm>
                           <a:off x="0" y="0"/>
-                          <a:ext cx="4728210" cy="333375"/>
+                          <a:ext cx="4728210" cy="285750"/>
                         </a:xfrm>
                         <a:prstGeom prst="rect">
                           <a:avLst/>
@@ -96,7 +96,7 @@
                 <v:stroke joinstyle="miter"/>
                 <v:path gradientshapeok="t" o:connecttype="rect"/>
               </v:shapetype>
-              <v:shape id="Текстово поле 32" o:spid="_x0000_s1026" type="#_x0000_t202" style="position:absolute;margin-left:73.9pt;margin-top:13.6pt;width:372.3pt;height:26.25pt;z-index:251641856;visibility:visible;mso-wrap-style:square;mso-width-percent:0;mso-height-percent:0;mso-wrap-distance-left:9pt;mso-wrap-distance-top:0;mso-wrap-distance-right:9pt;mso-wrap-distance-bottom:0;mso-position-horizontal:absolute;mso-position-horizontal-relative:text;mso-position-vertical:absolute;mso-position-vertical-relative:text;mso-width-percent:0;mso-height-percent:0;mso-width-relative:page;mso-height-relative:page;v-text-anchor:middle" o:gfxdata="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" stroked="f">
+              <v:shape id="Текстово поле 32" o:spid="_x0000_s1026" type="#_x0000_t202" style="position:absolute;margin-left:73.9pt;margin-top:17.35pt;width:372.3pt;height:22.5pt;z-index:251641856;visibility:visible;mso-wrap-style:square;mso-width-percent:0;mso-height-percent:0;mso-wrap-distance-left:9pt;mso-wrap-distance-top:0;mso-wrap-distance-right:9pt;mso-wrap-distance-bottom:0;mso-position-horizontal:absolute;mso-position-horizontal-relative:text;mso-position-vertical:absolute;mso-position-vertical-relative:text;mso-width-percent:0;mso-height-percent:0;mso-width-relative:page;mso-height-relative:page;v-text-anchor:middle" o:gfxdata="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" stroked="f">
                 <v:textbox>
                   <w:txbxContent>
                     <w:p>
@@ -147,16 +147,16 @@
         <mc:AlternateContent>
           <mc:Choice Requires="wps">
             <w:drawing>
-              <wp:anchor distT="0" distB="0" distL="114300" distR="114300" simplePos="0" relativeHeight="251642880" behindDoc="0" locked="0" layoutInCell="1" allowOverlap="1" wp14:anchorId="0BBDEE14" wp14:editId="39C522B3">
+              <wp:anchor distT="0" distB="0" distL="114300" distR="114300" simplePos="0" relativeHeight="251642880" behindDoc="0" locked="0" layoutInCell="1" allowOverlap="1" wp14:anchorId="0BBDEE14" wp14:editId="6346452D">
                 <wp:simplePos x="0" y="0"/>
                 <wp:positionH relativeFrom="column">
                   <wp:posOffset>1157605</wp:posOffset>
                 </wp:positionH>
                 <wp:positionV relativeFrom="paragraph">
-                  <wp:posOffset>259715</wp:posOffset>
+                  <wp:posOffset>308609</wp:posOffset>
                 </wp:positionV>
-                <wp:extent cx="4519295" cy="571500"/>
-                <wp:effectExtent l="0" t="0" r="0" b="0"/>
+                <wp:extent cx="4519295" cy="523875"/>
+                <wp:effectExtent l="0" t="0" r="0" b="9525"/>
                 <wp:wrapNone/>
                 <wp:docPr id="184288578" name="Текстово поле 31"/>
                 <wp:cNvGraphicFramePr>
@@ -171,7 +171,7 @@
                       <wps:spPr bwMode="auto">
                         <a:xfrm>
                           <a:off x="0" y="0"/>
-                          <a:ext cx="4519295" cy="571500"/>
+                          <a:ext cx="4519295" cy="523875"/>
                         </a:xfrm>
                         <a:prstGeom prst="rect">
                           <a:avLst/>
@@ -274,11 +274,7 @@
           </mc:Choice>
           <mc:Fallback>
             <w:pict>
-              <v:shapetype w14:anchorId="0BBDEE14" id="_x0000_t202" coordsize="21600,21600" o:spt="202" path="m,l,21600r21600,l21600,xe">
-                <v:stroke joinstyle="miter"/>
-                <v:path gradientshapeok="t" o:connecttype="rect"/>
-              </v:shapetype>
-              <v:shape id="Текстово поле 31" o:spid="_x0000_s1027" type="#_x0000_t202" style="position:absolute;margin-left:91.15pt;margin-top:20.45pt;width:355.85pt;height:45pt;z-index:251642880;visibility:visible;mso-wrap-style:square;mso-width-percent:0;mso-height-percent:0;mso-wrap-distance-left:9pt;mso-wrap-distance-top:0;mso-wrap-distance-right:9pt;mso-wrap-distance-bottom:0;mso-position-horizontal:absolute;mso-position-horizontal-relative:text;mso-position-vertical:absolute;mso-position-vertical-relative:text;mso-width-percent:0;mso-height-percent:0;mso-width-relative:page;mso-height-relative:page;v-text-anchor:middle" o:gfxdata="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" stroked="f">
+              <v:shape w14:anchorId="0BBDEE14" id="Текстово поле 31" o:spid="_x0000_s1027" type="#_x0000_t202" style="position:absolute;margin-left:91.15pt;margin-top:24.3pt;width:355.85pt;height:41.25pt;z-index:251642880;visibility:visible;mso-wrap-style:square;mso-width-percent:0;mso-height-percent:0;mso-wrap-distance-left:9pt;mso-wrap-distance-top:0;mso-wrap-distance-right:9pt;mso-wrap-distance-bottom:0;mso-position-horizontal:absolute;mso-position-horizontal-relative:text;mso-position-vertical:absolute;mso-position-vertical-relative:text;mso-width-percent:0;mso-height-percent:0;mso-width-relative:page;mso-height-relative:page;v-text-anchor:middle" o:gfxdata="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" stroked="f">
                 <v:textbox>
                   <w:txbxContent>
                     <w:p>
@@ -828,15 +824,15 @@
         <mc:AlternateContent>
           <mc:Choice Requires="wps">
             <w:drawing>
-              <wp:anchor distT="0" distB="0" distL="114300" distR="114300" simplePos="0" relativeHeight="251649024" behindDoc="0" locked="0" layoutInCell="1" allowOverlap="1" wp14:anchorId="29CF2C21" wp14:editId="56A3B794">
+              <wp:anchor distT="0" distB="0" distL="114300" distR="114300" simplePos="0" relativeHeight="251649024" behindDoc="0" locked="0" layoutInCell="1" allowOverlap="1" wp14:anchorId="29CF2C21" wp14:editId="7F8ED78F">
                 <wp:simplePos x="0" y="0"/>
                 <wp:positionH relativeFrom="column">
                   <wp:posOffset>3453130</wp:posOffset>
                 </wp:positionH>
                 <wp:positionV relativeFrom="paragraph">
-                  <wp:posOffset>20321</wp:posOffset>
+                  <wp:posOffset>67944</wp:posOffset>
                 </wp:positionV>
-                <wp:extent cx="1314450" cy="323850"/>
+                <wp:extent cx="1314450" cy="276225"/>
                 <wp:effectExtent l="0" t="0" r="0" b="0"/>
                 <wp:wrapNone/>
                 <wp:docPr id="165521135" name="Текстово поле 25"/>
@@ -852,7 +848,7 @@
                       <wps:spPr bwMode="auto">
                         <a:xfrm>
                           <a:off x="0" y="0"/>
-                          <a:ext cx="1314450" cy="323850"/>
+                          <a:ext cx="1314450" cy="276225"/>
                         </a:xfrm>
                         <a:prstGeom prst="rect">
                           <a:avLst/>
@@ -907,11 +903,7 @@
           </mc:Choice>
           <mc:Fallback>
             <w:pict>
-              <v:shapetype w14:anchorId="29CF2C21" id="_x0000_t202" coordsize="21600,21600" o:spt="202" path="m,l,21600r21600,l21600,xe">
-                <v:stroke joinstyle="miter"/>
-                <v:path gradientshapeok="t" o:connecttype="rect"/>
-              </v:shapetype>
-              <v:shape id="Текстово поле 25" o:spid="_x0000_s1032" type="#_x0000_t202" style="position:absolute;margin-left:271.9pt;margin-top:1.6pt;width:103.5pt;height:25.5pt;z-index:251649024;visibility:visible;mso-wrap-style:square;mso-width-percent:0;mso-height-percent:0;mso-wrap-distance-left:9pt;mso-wrap-distance-top:0;mso-wrap-distance-right:9pt;mso-wrap-distance-bottom:0;mso-position-horizontal:absolute;mso-position-horizontal-relative:text;mso-position-vertical:absolute;mso-position-vertical-relative:text;mso-width-percent:0;mso-height-percent:0;mso-width-relative:page;mso-height-relative:page;v-text-anchor:middle" o:gfxdata="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" stroked="f">
+              <v:shape w14:anchorId="29CF2C21" id="Текстово поле 25" o:spid="_x0000_s1032" type="#_x0000_t202" style="position:absolute;margin-left:271.9pt;margin-top:5.35pt;width:103.5pt;height:21.75pt;z-index:251649024;visibility:visible;mso-wrap-style:square;mso-width-percent:0;mso-height-percent:0;mso-wrap-distance-left:9pt;mso-wrap-distance-top:0;mso-wrap-distance-right:9pt;mso-wrap-distance-bottom:0;mso-position-horizontal:absolute;mso-position-horizontal-relative:text;mso-position-vertical:absolute;mso-position-vertical-relative:text;mso-width-percent:0;mso-height-percent:0;mso-width-relative:page;mso-height-relative:page;v-text-anchor:middle" o:gfxdata="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" stroked="f">
                 <v:fill opacity="0"/>
                 <v:textbox>
                   <w:txbxContent>
@@ -950,15 +942,15 @@
         <mc:AlternateContent>
           <mc:Choice Requires="wps">
             <w:drawing>
-              <wp:anchor distT="0" distB="0" distL="114300" distR="114300" simplePos="0" relativeHeight="251648000" behindDoc="0" locked="0" layoutInCell="1" allowOverlap="1" wp14:anchorId="2B5CFFD4" wp14:editId="116B50CD">
+              <wp:anchor distT="0" distB="0" distL="114300" distR="114300" simplePos="0" relativeHeight="251648000" behindDoc="0" locked="0" layoutInCell="1" allowOverlap="1" wp14:anchorId="2B5CFFD4" wp14:editId="2AAEA7B6">
                 <wp:simplePos x="0" y="0"/>
                 <wp:positionH relativeFrom="column">
                   <wp:posOffset>1805305</wp:posOffset>
                 </wp:positionH>
                 <wp:positionV relativeFrom="paragraph">
-                  <wp:posOffset>20321</wp:posOffset>
+                  <wp:posOffset>67944</wp:posOffset>
                 </wp:positionV>
-                <wp:extent cx="1411605" cy="361950"/>
+                <wp:extent cx="1411605" cy="314325"/>
                 <wp:effectExtent l="0" t="0" r="0" b="0"/>
                 <wp:wrapNone/>
                 <wp:docPr id="223348494" name="Текстово поле 26"/>
@@ -974,7 +966,7 @@
                       <wps:spPr bwMode="auto">
                         <a:xfrm>
                           <a:off x="0" y="0"/>
-                          <a:ext cx="1411605" cy="361950"/>
+                          <a:ext cx="1411605" cy="314325"/>
                         </a:xfrm>
                         <a:prstGeom prst="rect">
                           <a:avLst/>
@@ -1015,7 +1007,7 @@
           </mc:Choice>
           <mc:Fallback>
             <w:pict>
-              <v:shape w14:anchorId="2B5CFFD4" id="Текстово поле 26" o:spid="_x0000_s1033" type="#_x0000_t202" style="position:absolute;margin-left:142.15pt;margin-top:1.6pt;width:111.15pt;height:28.5pt;z-index:251648000;visibility:visible;mso-wrap-style:square;mso-width-percent:0;mso-height-percent:0;mso-wrap-distance-left:9pt;mso-wrap-distance-top:0;mso-wrap-distance-right:9pt;mso-wrap-distance-bottom:0;mso-position-horizontal:absolute;mso-position-horizontal-relative:text;mso-position-vertical:absolute;mso-position-vertical-relative:text;mso-width-percent:0;mso-height-percent:0;mso-width-relative:page;mso-height-relative:page;v-text-anchor:middle" o:gfxdata="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" stroked="f">
+              <v:shape w14:anchorId="2B5CFFD4" id="Текстово поле 26" o:spid="_x0000_s1033" type="#_x0000_t202" style="position:absolute;margin-left:142.15pt;margin-top:5.35pt;width:111.15pt;height:24.75pt;z-index:251648000;visibility:visible;mso-wrap-style:square;mso-width-percent:0;mso-height-percent:0;mso-wrap-distance-left:9pt;mso-wrap-distance-top:0;mso-wrap-distance-right:9pt;mso-wrap-distance-bottom:0;mso-position-horizontal:absolute;mso-position-horizontal-relative:text;mso-position-vertical:absolute;mso-position-vertical-relative:text;mso-width-percent:0;mso-height-percent:0;mso-width-relative:page;mso-height-relative:page;v-text-anchor:middle" o:gfxdata="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" stroked="f">
                 <v:fill opacity="0"/>
                 <v:textbox>
                   <w:txbxContent>
@@ -1256,15 +1248,15 @@
         <mc:AlternateContent>
           <mc:Choice Requires="wps">
             <w:drawing>
-              <wp:anchor distT="0" distB="0" distL="114300" distR="114300" simplePos="0" relativeHeight="251653120" behindDoc="0" locked="0" layoutInCell="1" allowOverlap="1" wp14:anchorId="61BAC213" wp14:editId="528AC3F9">
+              <wp:anchor distT="0" distB="0" distL="114300" distR="114300" simplePos="0" relativeHeight="251653120" behindDoc="0" locked="0" layoutInCell="1" allowOverlap="1" wp14:anchorId="61BAC213" wp14:editId="20989BE4">
                 <wp:simplePos x="0" y="0"/>
                 <wp:positionH relativeFrom="column">
                   <wp:posOffset>3491230</wp:posOffset>
                 </wp:positionH>
                 <wp:positionV relativeFrom="paragraph">
-                  <wp:posOffset>177800</wp:posOffset>
+                  <wp:posOffset>225424</wp:posOffset>
                 </wp:positionV>
-                <wp:extent cx="2464435" cy="473710"/>
+                <wp:extent cx="2464435" cy="426085"/>
                 <wp:effectExtent l="0" t="0" r="0" b="0"/>
                 <wp:wrapNone/>
                 <wp:docPr id="24190574" name="Текстово поле 22"/>
@@ -1280,7 +1272,7 @@
                       <wps:spPr bwMode="auto">
                         <a:xfrm>
                           <a:off x="0" y="0"/>
-                          <a:ext cx="2464435" cy="473710"/>
+                          <a:ext cx="2464435" cy="426085"/>
                         </a:xfrm>
                         <a:prstGeom prst="rect">
                           <a:avLst/>
@@ -1321,7 +1313,7 @@
           </mc:Choice>
           <mc:Fallback>
             <w:pict>
-              <v:shape w14:anchorId="61BAC213" id="Текстово поле 22" o:spid="_x0000_s1035" type="#_x0000_t202" style="position:absolute;margin-left:274.9pt;margin-top:14pt;width:194.05pt;height:37.3pt;z-index:251653120;visibility:visible;mso-wrap-style:square;mso-width-percent:0;mso-height-percent:0;mso-wrap-distance-left:9pt;mso-wrap-distance-top:0;mso-wrap-distance-right:9pt;mso-wrap-distance-bottom:0;mso-position-horizontal:absolute;mso-position-horizontal-relative:text;mso-position-vertical:absolute;mso-position-vertical-relative:text;mso-width-percent:0;mso-height-percent:0;mso-width-relative:page;mso-height-relative:page;v-text-anchor:middle" o:gfxdata="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" stroked="f">
+              <v:shape w14:anchorId="61BAC213" id="Текстово поле 22" o:spid="_x0000_s1035" type="#_x0000_t202" style="position:absolute;margin-left:274.9pt;margin-top:17.75pt;width:194.05pt;height:33.55pt;z-index:251653120;visibility:visible;mso-wrap-style:square;mso-width-percent:0;mso-height-percent:0;mso-wrap-distance-left:9pt;mso-wrap-distance-top:0;mso-wrap-distance-right:9pt;mso-wrap-distance-bottom:0;mso-position-horizontal:absolute;mso-position-horizontal-relative:text;mso-position-vertical:absolute;mso-position-vertical-relative:text;mso-width-percent:0;mso-height-percent:0;mso-width-relative:page;mso-height-relative:page;v-text-anchor:middle" o:gfxdata="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" stroked="f">
                 <v:fill opacity="0"/>
                 <v:textbox>
                   <w:txbxContent>
@@ -1346,15 +1338,15 @@
         <mc:AlternateContent>
           <mc:Choice Requires="wps">
             <w:drawing>
-              <wp:anchor distT="0" distB="0" distL="114300" distR="114300" simplePos="0" relativeHeight="251651072" behindDoc="0" locked="0" layoutInCell="1" allowOverlap="1" wp14:anchorId="2ACEFC88" wp14:editId="7088F077">
+              <wp:anchor distT="0" distB="0" distL="114300" distR="114300" simplePos="0" relativeHeight="251651072" behindDoc="0" locked="0" layoutInCell="1" allowOverlap="1" wp14:anchorId="2ACEFC88" wp14:editId="66D7761F">
                 <wp:simplePos x="0" y="0"/>
                 <wp:positionH relativeFrom="column">
                   <wp:posOffset>605155</wp:posOffset>
                 </wp:positionH>
                 <wp:positionV relativeFrom="paragraph">
-                  <wp:posOffset>176530</wp:posOffset>
+                  <wp:posOffset>225424</wp:posOffset>
                 </wp:positionV>
-                <wp:extent cx="1715135" cy="342900"/>
+                <wp:extent cx="1715135" cy="295275"/>
                 <wp:effectExtent l="0" t="0" r="0" b="0"/>
                 <wp:wrapNone/>
                 <wp:docPr id="986483327" name="Текстово поле 23"/>
@@ -1370,7 +1362,7 @@
                       <wps:spPr bwMode="auto">
                         <a:xfrm>
                           <a:off x="0" y="0"/>
-                          <a:ext cx="1715135" cy="342900"/>
+                          <a:ext cx="1715135" cy="295275"/>
                         </a:xfrm>
                         <a:prstGeom prst="rect">
                           <a:avLst/>
@@ -1411,7 +1403,7 @@
           </mc:Choice>
           <mc:Fallback>
             <w:pict>
-              <v:shape w14:anchorId="2ACEFC88" id="Текстово поле 23" o:spid="_x0000_s1036" type="#_x0000_t202" style="position:absolute;margin-left:47.65pt;margin-top:13.9pt;width:135.05pt;height:27pt;z-index:251651072;visibility:visible;mso-wrap-style:square;mso-width-percent:0;mso-height-percent:0;mso-wrap-distance-left:9pt;mso-wrap-distance-top:0;mso-wrap-distance-right:9pt;mso-wrap-distance-bottom:0;mso-position-horizontal:absolute;mso-position-horizontal-relative:text;mso-position-vertical:absolute;mso-position-vertical-relative:text;mso-width-percent:0;mso-height-percent:0;mso-width-relative:page;mso-height-relative:page;v-text-anchor:middle" o:gfxdata="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" stroked="f">
+              <v:shape w14:anchorId="2ACEFC88" id="Текстово поле 23" o:spid="_x0000_s1036" type="#_x0000_t202" style="position:absolute;margin-left:47.65pt;margin-top:17.75pt;width:135.05pt;height:23.25pt;z-index:251651072;visibility:visible;mso-wrap-style:square;mso-width-percent:0;mso-height-percent:0;mso-wrap-distance-left:9pt;mso-wrap-distance-top:0;mso-wrap-distance-right:9pt;mso-wrap-distance-bottom:0;mso-position-horizontal:absolute;mso-position-horizontal-relative:text;mso-position-vertical:absolute;mso-position-vertical-relative:text;mso-width-percent:0;mso-height-percent:0;mso-width-relative:page;mso-height-relative:page;v-text-anchor:middle" o:gfxdata="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" stroked="f">
                 <v:fill opacity="0"/>
                 <v:textbox>
                   <w:txbxContent>
@@ -1557,15 +1549,15 @@
         <mc:AlternateContent>
           <mc:Choice Requires="wps">
             <w:drawing>
-              <wp:anchor distT="0" distB="0" distL="114300" distR="114300" simplePos="0" relativeHeight="251657216" behindDoc="0" locked="0" layoutInCell="1" allowOverlap="1" wp14:anchorId="59922EA9" wp14:editId="26537BAD">
+              <wp:anchor distT="0" distB="0" distL="114300" distR="114300" simplePos="0" relativeHeight="251657216" behindDoc="0" locked="0" layoutInCell="1" allowOverlap="1" wp14:anchorId="59922EA9" wp14:editId="2B6C0A64">
                 <wp:simplePos x="0" y="0"/>
                 <wp:positionH relativeFrom="column">
                   <wp:posOffset>2319655</wp:posOffset>
                 </wp:positionH>
                 <wp:positionV relativeFrom="paragraph">
-                  <wp:posOffset>41276</wp:posOffset>
+                  <wp:posOffset>155575</wp:posOffset>
                 </wp:positionV>
-                <wp:extent cx="2114550" cy="458470"/>
+                <wp:extent cx="2114550" cy="345440"/>
                 <wp:effectExtent l="0" t="0" r="0" b="0"/>
                 <wp:wrapNone/>
                 <wp:docPr id="1624823099" name="Текстово поле 15"/>
@@ -1581,7 +1573,7 @@
                       <wps:spPr bwMode="auto">
                         <a:xfrm>
                           <a:off x="0" y="0"/>
-                          <a:ext cx="2114550" cy="458470"/>
+                          <a:ext cx="2114550" cy="345440"/>
                         </a:xfrm>
                         <a:prstGeom prst="rect">
                           <a:avLst/>
@@ -1626,7 +1618,7 @@
                 <v:stroke joinstyle="miter"/>
                 <v:path gradientshapeok="t" o:connecttype="rect"/>
               </v:shapetype>
-              <v:shape id="Текстово поле 15" o:spid="_x0000_s1038" type="#_x0000_t202" style="position:absolute;margin-left:182.65pt;margin-top:3.25pt;width:166.5pt;height:36.1pt;z-index:251657216;visibility:visible;mso-wrap-style:square;mso-width-percent:0;mso-height-percent:0;mso-wrap-distance-left:9pt;mso-wrap-distance-top:0;mso-wrap-distance-right:9pt;mso-wrap-distance-bottom:0;mso-position-horizontal:absolute;mso-position-horizontal-relative:text;mso-position-vertical:absolute;mso-position-vertical-relative:text;mso-width-percent:0;mso-height-percent:0;mso-width-relative:page;mso-height-relative:page;v-text-anchor:middle" o:gfxdata="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" stroked="f">
+              <v:shape id="Текстово поле 15" o:spid="_x0000_s1038" type="#_x0000_t202" style="position:absolute;margin-left:182.65pt;margin-top:12.25pt;width:166.5pt;height:27.2pt;z-index:251657216;visibility:visible;mso-wrap-style:square;mso-width-percent:0;mso-height-percent:0;mso-wrap-distance-left:9pt;mso-wrap-distance-top:0;mso-wrap-distance-right:9pt;mso-wrap-distance-bottom:0;mso-position-horizontal:absolute;mso-position-horizontal-relative:text;mso-position-vertical:absolute;mso-position-vertical-relative:text;mso-width-percent:0;mso-height-percent:0;mso-width-relative:page;mso-height-relative:page;v-text-anchor:middle" o:gfxdata="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" stroked="f">
                 <v:fill opacity="0"/>
                 <v:textbox>
                   <w:txbxContent>
@@ -1665,222 +1657,15 @@
         <mc:AlternateContent>
           <mc:Choice Requires="wps">
             <w:drawing>
-              <wp:anchor distT="0" distB="0" distL="114300" distR="114300" simplePos="0" relativeHeight="251673600" behindDoc="0" locked="0" layoutInCell="1" allowOverlap="1" wp14:anchorId="041CA27C" wp14:editId="31E8E835">
-                <wp:simplePos x="0" y="0"/>
-                <wp:positionH relativeFrom="margin">
-                  <wp:posOffset>5586730</wp:posOffset>
-                </wp:positionH>
-                <wp:positionV relativeFrom="paragraph">
-                  <wp:posOffset>6984</wp:posOffset>
-                </wp:positionV>
-                <wp:extent cx="791845" cy="299085"/>
-                <wp:effectExtent l="0" t="0" r="0" b="0"/>
-                <wp:wrapNone/>
-                <wp:docPr id="471933907" name="Текстово поле 16"/>
-                <wp:cNvGraphicFramePr>
-                  <a:graphicFrameLocks xmlns:a="http://schemas.openxmlformats.org/drawingml/2006/main"/>
-                </wp:cNvGraphicFramePr>
-                <a:graphic xmlns:a="http://schemas.openxmlformats.org/drawingml/2006/main">
-                  <a:graphicData uri="http://schemas.microsoft.com/office/word/2010/wordprocessingShape">
-                    <wps:wsp>
-                      <wps:cNvSpPr txBox="1">
-                        <a:spLocks noChangeArrowheads="1"/>
-                      </wps:cNvSpPr>
-                      <wps:spPr bwMode="auto">
-                        <a:xfrm>
-                          <a:off x="0" y="0"/>
-                          <a:ext cx="791845" cy="299085"/>
-                        </a:xfrm>
-                        <a:prstGeom prst="rect">
-                          <a:avLst/>
-                        </a:prstGeom>
-                        <a:solidFill>
-                          <a:srgbClr val="FFFFFF">
-                            <a:alpha val="0"/>
-                          </a:srgbClr>
-                        </a:solidFill>
-                        <a:ln>
-                          <a:noFill/>
-                        </a:ln>
-                      </wps:spPr>
-                      <wps:txbx>
-                        <w:txbxContent>
-                          <w:p>
-                            <w:pPr>
-                              <w:rPr>
-                                <w:lang w:val="en-US"/>
-                              </w:rPr>
-                            </w:pPr>
-                            <w:r>
-                              <w:t>Д</w:t>
-                            </w:r>
-                            <w:r>
-                              <w:rPr>
-                                <w:lang w:val="en-US"/>
-                              </w:rPr>
-                              <w:t>3</w:t>
-                            </w:r>
-                          </w:p>
-                        </w:txbxContent>
-                      </wps:txbx>
-                      <wps:bodyPr rot="0" vert="horz" wrap="square" lIns="91440" tIns="45720" rIns="91440" bIns="45720" anchor="ctr" anchorCtr="0" upright="1">
-                        <a:noAutofit/>
-                      </wps:bodyPr>
-                    </wps:wsp>
-                  </a:graphicData>
-                </a:graphic>
-                <wp14:sizeRelH relativeFrom="page">
-                  <wp14:pctWidth>0</wp14:pctWidth>
-                </wp14:sizeRelH>
-                <wp14:sizeRelV relativeFrom="page">
-                  <wp14:pctHeight>0</wp14:pctHeight>
-                </wp14:sizeRelV>
-              </wp:anchor>
-            </w:drawing>
-          </mc:Choice>
-          <mc:Fallback>
-            <w:pict>
-              <v:shape w14:anchorId="041CA27C" id="Текстово поле 16" o:spid="_x0000_s1039" type="#_x0000_t202" style="position:absolute;margin-left:439.9pt;margin-top:.55pt;width:62.35pt;height:23.55pt;z-index:251673600;visibility:visible;mso-wrap-style:square;mso-width-percent:0;mso-height-percent:0;mso-wrap-distance-left:9pt;mso-wrap-distance-top:0;mso-wrap-distance-right:9pt;mso-wrap-distance-bottom:0;mso-position-horizontal:absolute;mso-position-horizontal-relative:margin;mso-position-vertical:absolute;mso-position-vertical-relative:text;mso-width-percent:0;mso-height-percent:0;mso-width-relative:page;mso-height-relative:page;v-text-anchor:middle" o:gfxdata="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" stroked="f">
-                <v:fill opacity="0"/>
-                <v:textbox>
-                  <w:txbxContent>
-                    <w:p>
-                      <w:pPr>
-                        <w:rPr>
-                          <w:lang w:val="en-US"/>
-                        </w:rPr>
-                      </w:pPr>
-                      <w:r>
-                        <w:t>Д</w:t>
-                      </w:r>
-                      <w:r>
-                        <w:rPr>
-                          <w:lang w:val="en-US"/>
-                        </w:rPr>
-                        <w:t>3</w:t>
-                      </w:r>
-                    </w:p>
-                  </w:txbxContent>
-                </v:textbox>
-                <w10:wrap anchorx="margin"/>
-              </v:shape>
-            </w:pict>
-          </mc:Fallback>
-        </mc:AlternateContent>
-      </w:r>
-      <w:r>
-        <w:rPr>
-          <w:noProof/>
-          <w:lang w:val="en-US"/>
-        </w:rPr>
-        <mc:AlternateContent>
-          <mc:Choice Requires="wps">
-            <w:drawing>
-              <wp:anchor distT="0" distB="0" distL="114300" distR="114300" simplePos="0" relativeHeight="251672576" behindDoc="0" locked="0" layoutInCell="1" allowOverlap="1" wp14:anchorId="69DAA5EF" wp14:editId="6817FE4E">
-                <wp:simplePos x="0" y="0"/>
-                <wp:positionH relativeFrom="column">
-                  <wp:posOffset>500380</wp:posOffset>
-                </wp:positionH>
-                <wp:positionV relativeFrom="paragraph">
-                  <wp:posOffset>6984</wp:posOffset>
-                </wp:positionV>
-                <wp:extent cx="683260" cy="390525"/>
-                <wp:effectExtent l="0" t="0" r="0" b="0"/>
-                <wp:wrapNone/>
-                <wp:docPr id="251470186" name="Текстово поле 17"/>
-                <wp:cNvGraphicFramePr>
-                  <a:graphicFrameLocks xmlns:a="http://schemas.openxmlformats.org/drawingml/2006/main"/>
-                </wp:cNvGraphicFramePr>
-                <a:graphic xmlns:a="http://schemas.openxmlformats.org/drawingml/2006/main">
-                  <a:graphicData uri="http://schemas.microsoft.com/office/word/2010/wordprocessingShape">
-                    <wps:wsp>
-                      <wps:cNvSpPr txBox="1">
-                        <a:spLocks noChangeArrowheads="1"/>
-                      </wps:cNvSpPr>
-                      <wps:spPr bwMode="auto">
-                        <a:xfrm>
-                          <a:off x="0" y="0"/>
-                          <a:ext cx="683260" cy="390525"/>
-                        </a:xfrm>
-                        <a:prstGeom prst="rect">
-                          <a:avLst/>
-                        </a:prstGeom>
-                        <a:solidFill>
-                          <a:srgbClr val="FFFFFF">
-                            <a:alpha val="0"/>
-                          </a:srgbClr>
-                        </a:solidFill>
-                        <a:ln>
-                          <a:noFill/>
-                        </a:ln>
-                      </wps:spPr>
-                      <wps:txbx>
-                        <w:txbxContent>
-                          <w:p>
-                            <w:r>
-                              <w:t xml:space="preserve">  </w:t>
-                            </w:r>
-                            <w:r>
-                              <w:t>{{F07}}</w:t>
-                            </w:r>
-                          </w:p>
-                          <w:p/>
-                        </w:txbxContent>
-                      </wps:txbx>
-                      <wps:bodyPr rot="0" vert="horz" wrap="square" lIns="91440" tIns="45720" rIns="91440" bIns="45720" anchor="ctr" anchorCtr="0" upright="1">
-                        <a:noAutofit/>
-                      </wps:bodyPr>
-                    </wps:wsp>
-                  </a:graphicData>
-                </a:graphic>
-                <wp14:sizeRelH relativeFrom="page">
-                  <wp14:pctWidth>0</wp14:pctWidth>
-                </wp14:sizeRelH>
-                <wp14:sizeRelV relativeFrom="page">
-                  <wp14:pctHeight>0</wp14:pctHeight>
-                </wp14:sizeRelV>
-              </wp:anchor>
-            </w:drawing>
-          </mc:Choice>
-          <mc:Fallback>
-            <w:pict>
-              <v:shape w14:anchorId="69DAA5EF" id="Текстово поле 17" o:spid="_x0000_s1040" type="#_x0000_t202" style="position:absolute;margin-left:39.4pt;margin-top:.55pt;width:53.8pt;height:30.75pt;z-index:251672576;visibility:visible;mso-wrap-style:square;mso-width-percent:0;mso-height-percent:0;mso-wrap-distance-left:9pt;mso-wrap-distance-top:0;mso-wrap-distance-right:9pt;mso-wrap-distance-bottom:0;mso-position-horizontal:absolute;mso-position-horizontal-relative:text;mso-position-vertical:absolute;mso-position-vertical-relative:text;mso-width-percent:0;mso-height-percent:0;mso-width-relative:page;mso-height-relative:page;v-text-anchor:middle" o:gfxdata="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" stroked="f">
-                <v:fill opacity="0"/>
-                <v:textbox>
-                  <w:txbxContent>
-                    <w:p>
-                      <w:r>
-                        <w:t xml:space="preserve">  </w:t>
-                      </w:r>
-                      <w:r>
-                        <w:t>{{F07}}</w:t>
-                      </w:r>
-                    </w:p>
-                    <w:p/>
-                  </w:txbxContent>
-                </v:textbox>
-              </v:shape>
-            </w:pict>
-          </mc:Fallback>
-        </mc:AlternateContent>
-      </w:r>
-      <w:r>
-        <w:rPr>
-          <w:noProof/>
-          <w:lang w:val="en-US"/>
-        </w:rPr>
-        <mc:AlternateContent>
-          <mc:Choice Requires="wps">
-            <w:drawing>
-              <wp:anchor distT="0" distB="0" distL="114300" distR="114300" simplePos="0" relativeHeight="251658240" behindDoc="0" locked="0" layoutInCell="1" allowOverlap="1" wp14:anchorId="5814EB66" wp14:editId="31D29BDE">
+              <wp:anchor distT="0" distB="0" distL="114300" distR="114300" simplePos="0" relativeHeight="251658240" behindDoc="0" locked="0" layoutInCell="1" allowOverlap="1" wp14:anchorId="5814EB66" wp14:editId="4A9C5B32">
                 <wp:simplePos x="0" y="0"/>
                 <wp:positionH relativeFrom="column">
                   <wp:posOffset>309880</wp:posOffset>
                 </wp:positionH>
                 <wp:positionV relativeFrom="paragraph">
-                  <wp:posOffset>187960</wp:posOffset>
+                  <wp:posOffset>300990</wp:posOffset>
                 </wp:positionV>
-                <wp:extent cx="6944995" cy="914400"/>
+                <wp:extent cx="6944995" cy="801370"/>
                 <wp:effectExtent l="0" t="0" r="8255" b="0"/>
                 <wp:wrapNone/>
                 <wp:docPr id="738777017" name="Текстово поле 14"/>
@@ -1896,7 +1681,7 @@
                       <wps:spPr bwMode="auto">
                         <a:xfrm>
                           <a:off x="0" y="0"/>
-                          <a:ext cx="6944995" cy="914400"/>
+                          <a:ext cx="6944995" cy="801370"/>
                         </a:xfrm>
                         <a:prstGeom prst="rect">
                           <a:avLst/>
@@ -1963,11 +1748,7 @@
           </mc:Choice>
           <mc:Fallback>
             <w:pict>
-              <v:shapetype w14:anchorId="5814EB66" id="_x0000_t202" coordsize="21600,21600" o:spt="202" path="m,l,21600r21600,l21600,xe">
-                <v:stroke joinstyle="miter"/>
-                <v:path gradientshapeok="t" o:connecttype="rect"/>
-              </v:shapetype>
-              <v:shape id="Текстово поле 14" o:spid="_x0000_s1041" type="#_x0000_t202" style="position:absolute;margin-left:24.4pt;margin-top:14.8pt;width:546.85pt;height:1in;z-index:251658240;visibility:visible;mso-wrap-style:square;mso-width-percent:0;mso-height-percent:0;mso-wrap-distance-left:9pt;mso-wrap-distance-top:0;mso-wrap-distance-right:9pt;mso-wrap-distance-bottom:0;mso-position-horizontal:absolute;mso-position-horizontal-relative:text;mso-position-vertical:absolute;mso-position-vertical-relative:text;mso-width-percent:0;mso-height-percent:0;mso-width-relative:page;mso-height-relative:page;v-text-anchor:middle" o:gfxdata="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" stroked="f">
+              <v:shape w14:anchorId="5814EB66" id="Текстово поле 14" o:spid="_x0000_s1039" type="#_x0000_t202" style="position:absolute;margin-left:24.4pt;margin-top:23.7pt;width:546.85pt;height:63.1pt;z-index:251658240;visibility:visible;mso-wrap-style:square;mso-width-percent:0;mso-height-percent:0;mso-wrap-distance-left:9pt;mso-wrap-distance-top:0;mso-wrap-distance-right:9pt;mso-wrap-distance-bottom:0;mso-position-horizontal:absolute;mso-position-horizontal-relative:text;mso-position-vertical:absolute;mso-position-vertical-relative:text;mso-width-percent:0;mso-height-percent:0;mso-width-relative:page;mso-height-relative:page;v-text-anchor:middle" o:gfxdata="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" stroked="f">
                 <v:textbox>
                   <w:txbxContent>
                     <w:p>
@@ -2004,6 +1785,213 @@
                         <w:t>„Охранител - гражданска, корпоративна сигурност и опазване на обществения ред“</w:t>
                       </w:r>
                     </w:p>
+                  </w:txbxContent>
+                </v:textbox>
+              </v:shape>
+            </w:pict>
+          </mc:Fallback>
+        </mc:AlternateContent>
+      </w:r>
+      <w:r>
+        <w:rPr>
+          <w:noProof/>
+          <w:lang w:val="en-US"/>
+        </w:rPr>
+        <mc:AlternateContent>
+          <mc:Choice Requires="wps">
+            <w:drawing>
+              <wp:anchor distT="0" distB="0" distL="114300" distR="114300" simplePos="0" relativeHeight="251673600" behindDoc="0" locked="0" layoutInCell="1" allowOverlap="1" wp14:anchorId="041CA27C" wp14:editId="300A157E">
+                <wp:simplePos x="0" y="0"/>
+                <wp:positionH relativeFrom="margin">
+                  <wp:posOffset>5586730</wp:posOffset>
+                </wp:positionH>
+                <wp:positionV relativeFrom="paragraph">
+                  <wp:posOffset>73660</wp:posOffset>
+                </wp:positionV>
+                <wp:extent cx="791845" cy="232410"/>
+                <wp:effectExtent l="0" t="0" r="0" b="0"/>
+                <wp:wrapNone/>
+                <wp:docPr id="471933907" name="Текстово поле 16"/>
+                <wp:cNvGraphicFramePr>
+                  <a:graphicFrameLocks xmlns:a="http://schemas.openxmlformats.org/drawingml/2006/main"/>
+                </wp:cNvGraphicFramePr>
+                <a:graphic xmlns:a="http://schemas.openxmlformats.org/drawingml/2006/main">
+                  <a:graphicData uri="http://schemas.microsoft.com/office/word/2010/wordprocessingShape">
+                    <wps:wsp>
+                      <wps:cNvSpPr txBox="1">
+                        <a:spLocks noChangeArrowheads="1"/>
+                      </wps:cNvSpPr>
+                      <wps:spPr bwMode="auto">
+                        <a:xfrm>
+                          <a:off x="0" y="0"/>
+                          <a:ext cx="791845" cy="232410"/>
+                        </a:xfrm>
+                        <a:prstGeom prst="rect">
+                          <a:avLst/>
+                        </a:prstGeom>
+                        <a:solidFill>
+                          <a:srgbClr val="FFFFFF">
+                            <a:alpha val="0"/>
+                          </a:srgbClr>
+                        </a:solidFill>
+                        <a:ln>
+                          <a:noFill/>
+                        </a:ln>
+                      </wps:spPr>
+                      <wps:txbx>
+                        <w:txbxContent>
+                          <w:p>
+                            <w:pPr>
+                              <w:rPr>
+                                <w:lang w:val="en-US"/>
+                              </w:rPr>
+                            </w:pPr>
+                            <w:r>
+                              <w:t>Д</w:t>
+                            </w:r>
+                            <w:r>
+                              <w:rPr>
+                                <w:lang w:val="en-US"/>
+                              </w:rPr>
+                              <w:t>4</w:t>
+                            </w:r>
+                          </w:p>
+                        </w:txbxContent>
+                      </wps:txbx>
+                      <wps:bodyPr rot="0" vert="horz" wrap="square" lIns="91440" tIns="45720" rIns="91440" bIns="45720" anchor="ctr" anchorCtr="0" upright="1">
+                        <a:noAutofit/>
+                      </wps:bodyPr>
+                    </wps:wsp>
+                  </a:graphicData>
+                </a:graphic>
+                <wp14:sizeRelH relativeFrom="page">
+                  <wp14:pctWidth>0</wp14:pctWidth>
+                </wp14:sizeRelH>
+                <wp14:sizeRelV relativeFrom="page">
+                  <wp14:pctHeight>0</wp14:pctHeight>
+                </wp14:sizeRelV>
+              </wp:anchor>
+            </w:drawing>
+          </mc:Choice>
+          <mc:Fallback>
+            <w:pict>
+              <v:shape w14:anchorId="041CA27C" id="Текстово поле 16" o:spid="_x0000_s1040" type="#_x0000_t202" style="position:absolute;margin-left:439.9pt;margin-top:5.8pt;width:62.35pt;height:18.3pt;z-index:251673600;visibility:visible;mso-wrap-style:square;mso-width-percent:0;mso-height-percent:0;mso-wrap-distance-left:9pt;mso-wrap-distance-top:0;mso-wrap-distance-right:9pt;mso-wrap-distance-bottom:0;mso-position-horizontal:absolute;mso-position-horizontal-relative:margin;mso-position-vertical:absolute;mso-position-vertical-relative:text;mso-width-percent:0;mso-height-percent:0;mso-width-relative:page;mso-height-relative:page;v-text-anchor:middle" o:gfxdata="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" stroked="f">
+                <v:fill opacity="0"/>
+                <v:textbox>
+                  <w:txbxContent>
+                    <w:p>
+                      <w:pPr>
+                        <w:rPr>
+                          <w:lang w:val="en-US"/>
+                        </w:rPr>
+                      </w:pPr>
+                      <w:r>
+                        <w:t>Д</w:t>
+                      </w:r>
+                      <w:r>
+                        <w:rPr>
+                          <w:lang w:val="en-US"/>
+                        </w:rPr>
+                        <w:t>4</w:t>
+                      </w:r>
+                    </w:p>
+                  </w:txbxContent>
+                </v:textbox>
+                <w10:wrap anchorx="margin"/>
+              </v:shape>
+            </w:pict>
+          </mc:Fallback>
+        </mc:AlternateContent>
+      </w:r>
+      <w:r>
+        <w:rPr>
+          <w:noProof/>
+          <w:lang w:val="en-US"/>
+        </w:rPr>
+        <mc:AlternateContent>
+          <mc:Choice Requires="wps">
+            <w:drawing>
+              <wp:anchor distT="0" distB="0" distL="114300" distR="114300" simplePos="0" relativeHeight="251672576" behindDoc="0" locked="0" layoutInCell="1" allowOverlap="1" wp14:anchorId="69DAA5EF" wp14:editId="7EC1C11D">
+                <wp:simplePos x="0" y="0"/>
+                <wp:positionH relativeFrom="column">
+                  <wp:posOffset>500380</wp:posOffset>
+                </wp:positionH>
+                <wp:positionV relativeFrom="paragraph">
+                  <wp:posOffset>72390</wp:posOffset>
+                </wp:positionV>
+                <wp:extent cx="683260" cy="325120"/>
+                <wp:effectExtent l="0" t="0" r="0" b="0"/>
+                <wp:wrapNone/>
+                <wp:docPr id="251470186" name="Текстово поле 17"/>
+                <wp:cNvGraphicFramePr>
+                  <a:graphicFrameLocks xmlns:a="http://schemas.openxmlformats.org/drawingml/2006/main"/>
+                </wp:cNvGraphicFramePr>
+                <a:graphic xmlns:a="http://schemas.openxmlformats.org/drawingml/2006/main">
+                  <a:graphicData uri="http://schemas.microsoft.com/office/word/2010/wordprocessingShape">
+                    <wps:wsp>
+                      <wps:cNvSpPr txBox="1">
+                        <a:spLocks noChangeArrowheads="1"/>
+                      </wps:cNvSpPr>
+                      <wps:spPr bwMode="auto">
+                        <a:xfrm>
+                          <a:off x="0" y="0"/>
+                          <a:ext cx="683260" cy="325120"/>
+                        </a:xfrm>
+                        <a:prstGeom prst="rect">
+                          <a:avLst/>
+                        </a:prstGeom>
+                        <a:solidFill>
+                          <a:srgbClr val="FFFFFF">
+                            <a:alpha val="0"/>
+                          </a:srgbClr>
+                        </a:solidFill>
+                        <a:ln>
+                          <a:noFill/>
+                        </a:ln>
+                      </wps:spPr>
+                      <wps:txbx>
+                        <w:txbxContent>
+                          <w:p>
+                            <w:r>
+                              <w:t xml:space="preserve">  </w:t>
+                            </w:r>
+                            <w:r>
+                              <w:t>{{F07}}</w:t>
+                            </w:r>
+                          </w:p>
+                          <w:p/>
+                        </w:txbxContent>
+                      </wps:txbx>
+                      <wps:bodyPr rot="0" vert="horz" wrap="square" lIns="91440" tIns="45720" rIns="91440" bIns="45720" anchor="ctr" anchorCtr="0" upright="1">
+                        <a:noAutofit/>
+                      </wps:bodyPr>
+                    </wps:wsp>
+                  </a:graphicData>
+                </a:graphic>
+                <wp14:sizeRelH relativeFrom="page">
+                  <wp14:pctWidth>0</wp14:pctWidth>
+                </wp14:sizeRelH>
+                <wp14:sizeRelV relativeFrom="page">
+                  <wp14:pctHeight>0</wp14:pctHeight>
+                </wp14:sizeRelV>
+              </wp:anchor>
+            </w:drawing>
+          </mc:Choice>
+          <mc:Fallback>
+            <w:pict>
+              <v:shape w14:anchorId="69DAA5EF" id="Текстово поле 17" o:spid="_x0000_s1041" type="#_x0000_t202" style="position:absolute;margin-left:39.4pt;margin-top:5.7pt;width:53.8pt;height:25.6pt;z-index:251672576;visibility:visible;mso-wrap-style:square;mso-width-percent:0;mso-height-percent:0;mso-wrap-distance-left:9pt;mso-wrap-distance-top:0;mso-wrap-distance-right:9pt;mso-wrap-distance-bottom:0;mso-position-horizontal:absolute;mso-position-horizontal-relative:text;mso-position-vertical:absolute;mso-position-vertical-relative:text;mso-width-percent:0;mso-height-percent:0;mso-width-relative:page;mso-height-relative:page;v-text-anchor:middle" o:gfxdata="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" stroked="f">
+                <v:fill opacity="0"/>
+                <v:textbox>
+                  <w:txbxContent>
+                    <w:p>
+                      <w:r>
+                        <w:t xml:space="preserve">  </w:t>
+                      </w:r>
+                      <w:r>
+                        <w:t>{{F07}}</w:t>
+                      </w:r>
+                    </w:p>
+                    <w:p/>
                   </w:txbxContent>
                 </v:textbox>
               </v:shape>
@@ -2351,15 +2339,218 @@
         <mc:AlternateContent>
           <mc:Choice Requires="wps">
             <w:drawing>
-              <wp:anchor distT="0" distB="0" distL="114300" distR="114300" simplePos="0" relativeHeight="251664384" behindDoc="0" locked="0" layoutInCell="1" allowOverlap="1" wp14:anchorId="047FC9F2" wp14:editId="4C63F276">
+              <wp:anchor distT="0" distB="0" distL="114300" distR="114300" simplePos="0" relativeHeight="251667456" behindDoc="0" locked="0" layoutInCell="1" allowOverlap="1" wp14:anchorId="6866F8CA" wp14:editId="636A2CB8">
+                <wp:simplePos x="0" y="0"/>
+                <wp:positionH relativeFrom="margin">
+                  <wp:posOffset>4986655</wp:posOffset>
+                </wp:positionH>
+                <wp:positionV relativeFrom="paragraph">
+                  <wp:posOffset>1828800</wp:posOffset>
+                </wp:positionV>
+                <wp:extent cx="1226820" cy="239395"/>
+                <wp:effectExtent l="0" t="0" r="0" b="0"/>
+                <wp:wrapNone/>
+                <wp:docPr id="797749961" name="Текстово поле 5"/>
+                <wp:cNvGraphicFramePr>
+                  <a:graphicFrameLocks xmlns:a="http://schemas.openxmlformats.org/drawingml/2006/main"/>
+                </wp:cNvGraphicFramePr>
+                <a:graphic xmlns:a="http://schemas.openxmlformats.org/drawingml/2006/main">
+                  <a:graphicData uri="http://schemas.microsoft.com/office/word/2010/wordprocessingShape">
+                    <wps:wsp>
+                      <wps:cNvSpPr txBox="1">
+                        <a:spLocks noChangeArrowheads="1"/>
+                      </wps:cNvSpPr>
+                      <wps:spPr bwMode="auto">
+                        <a:xfrm>
+                          <a:off x="0" y="0"/>
+                          <a:ext cx="1226820" cy="239395"/>
+                        </a:xfrm>
+                        <a:prstGeom prst="rect">
+                          <a:avLst/>
+                        </a:prstGeom>
+                        <a:solidFill>
+                          <a:srgbClr val="FFFFFF">
+                            <a:alpha val="0"/>
+                          </a:srgbClr>
+                        </a:solidFill>
+                        <a:ln>
+                          <a:noFill/>
+                        </a:ln>
+                      </wps:spPr>
+                      <wps:txbx>
+                        <w:txbxContent>
+                          <w:p>
+                            <w:pPr>
+                              <w:rPr>
+                                <w:lang w:val="en-US"/>
+                              </w:rPr>
+                            </w:pPr>
+                            <w:r>
+                              <w:t>{{F10}}</w:t>
+                            </w:r>
+                          </w:p>
+                          <w:p>
+                            <w:pPr>
+                              <w:rPr>
+                                <w:lang w:val="en-US"/>
+                              </w:rPr>
+                            </w:pPr>
+                          </w:p>
+                        </w:txbxContent>
+                      </wps:txbx>
+                      <wps:bodyPr rot="0" vert="horz" wrap="square" lIns="91440" tIns="45720" rIns="91440" bIns="45720" anchor="ctr" anchorCtr="0" upright="1">
+                        <a:noAutofit/>
+                      </wps:bodyPr>
+                    </wps:wsp>
+                  </a:graphicData>
+                </a:graphic>
+                <wp14:sizeRelH relativeFrom="page">
+                  <wp14:pctWidth>0</wp14:pctWidth>
+                </wp14:sizeRelH>
+                <wp14:sizeRelV relativeFrom="page">
+                  <wp14:pctHeight>0</wp14:pctHeight>
+                </wp14:sizeRelV>
+              </wp:anchor>
+            </w:drawing>
+          </mc:Choice>
+          <mc:Fallback>
+            <w:pict>
+              <v:shape w14:anchorId="6866F8CA" id="Текстово поле 5" o:spid="_x0000_s1044" type="#_x0000_t202" style="position:absolute;margin-left:392.65pt;margin-top:2in;width:96.6pt;height:18.85pt;z-index:251667456;visibility:visible;mso-wrap-style:square;mso-width-percent:0;mso-height-percent:0;mso-wrap-distance-left:9pt;mso-wrap-distance-top:0;mso-wrap-distance-right:9pt;mso-wrap-distance-bottom:0;mso-position-horizontal:absolute;mso-position-horizontal-relative:margin;mso-position-vertical:absolute;mso-position-vertical-relative:text;mso-width-percent:0;mso-height-percent:0;mso-width-relative:page;mso-height-relative:page;v-text-anchor:middle" o:gfxdata="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" stroked="f">
+                <v:fill opacity="0"/>
+                <v:textbox>
+                  <w:txbxContent>
+                    <w:p>
+                      <w:pPr>
+                        <w:rPr>
+                          <w:lang w:val="en-US"/>
+                        </w:rPr>
+                      </w:pPr>
+                      <w:r>
+                        <w:t>{{F10}}</w:t>
+                      </w:r>
+                    </w:p>
+                    <w:p>
+                      <w:pPr>
+                        <w:rPr>
+                          <w:lang w:val="en-US"/>
+                        </w:rPr>
+                      </w:pPr>
+                    </w:p>
+                  </w:txbxContent>
+                </v:textbox>
+                <w10:wrap anchorx="margin"/>
+              </v:shape>
+            </w:pict>
+          </mc:Fallback>
+        </mc:AlternateContent>
+      </w:r>
+      <w:r>
+        <w:rPr>
+          <w:noProof/>
+          <w:lang w:val="en-US"/>
+        </w:rPr>
+        <mc:AlternateContent>
+          <mc:Choice Requires="wps">
+            <w:drawing>
+              <wp:anchor distT="0" distB="0" distL="114300" distR="114300" simplePos="0" relativeHeight="251666432" behindDoc="0" locked="0" layoutInCell="1" allowOverlap="1" wp14:anchorId="5163581D" wp14:editId="03B1D5BE">
+                <wp:simplePos x="0" y="0"/>
+                <wp:positionH relativeFrom="column">
+                  <wp:posOffset>3491230</wp:posOffset>
+                </wp:positionH>
+                <wp:positionV relativeFrom="paragraph">
+                  <wp:posOffset>1828800</wp:posOffset>
+                </wp:positionV>
+                <wp:extent cx="1582420" cy="328930"/>
+                <wp:effectExtent l="0" t="0" r="0" b="0"/>
+                <wp:wrapNone/>
+                <wp:docPr id="1500752630" name="Текстово поле 4"/>
+                <wp:cNvGraphicFramePr>
+                  <a:graphicFrameLocks xmlns:a="http://schemas.openxmlformats.org/drawingml/2006/main"/>
+                </wp:cNvGraphicFramePr>
+                <a:graphic xmlns:a="http://schemas.openxmlformats.org/drawingml/2006/main">
+                  <a:graphicData uri="http://schemas.microsoft.com/office/word/2010/wordprocessingShape">
+                    <wps:wsp>
+                      <wps:cNvSpPr txBox="1">
+                        <a:spLocks noChangeArrowheads="1"/>
+                      </wps:cNvSpPr>
+                      <wps:spPr bwMode="auto">
+                        <a:xfrm>
+                          <a:off x="0" y="0"/>
+                          <a:ext cx="1582420" cy="328930"/>
+                        </a:xfrm>
+                        <a:prstGeom prst="rect">
+                          <a:avLst/>
+                        </a:prstGeom>
+                        <a:solidFill>
+                          <a:srgbClr val="FFFFFF">
+                            <a:alpha val="0"/>
+                          </a:srgbClr>
+                        </a:solidFill>
+                        <a:ln>
+                          <a:noFill/>
+                        </a:ln>
+                      </wps:spPr>
+                      <wps:txbx>
+                        <w:txbxContent>
+                          <w:p>
+                            <w:r>
+                              <w:t>{{F09}}</w:t>
+                            </w:r>
+                          </w:p>
+                          <w:p/>
+                        </w:txbxContent>
+                      </wps:txbx>
+                      <wps:bodyPr rot="0" vert="horz" wrap="square" lIns="91440" tIns="45720" rIns="91440" bIns="45720" anchor="ctr" anchorCtr="0" upright="1">
+                        <a:noAutofit/>
+                      </wps:bodyPr>
+                    </wps:wsp>
+                  </a:graphicData>
+                </a:graphic>
+                <wp14:sizeRelH relativeFrom="page">
+                  <wp14:pctWidth>0</wp14:pctWidth>
+                </wp14:sizeRelH>
+                <wp14:sizeRelV relativeFrom="page">
+                  <wp14:pctHeight>0</wp14:pctHeight>
+                </wp14:sizeRelV>
+              </wp:anchor>
+            </w:drawing>
+          </mc:Choice>
+          <mc:Fallback>
+            <w:pict>
+              <v:shape w14:anchorId="5163581D" id="Текстово поле 4" o:spid="_x0000_s1045" type="#_x0000_t202" style="position:absolute;margin-left:274.9pt;margin-top:2in;width:124.6pt;height:25.9pt;z-index:251666432;visibility:visible;mso-wrap-style:square;mso-width-percent:0;mso-height-percent:0;mso-wrap-distance-left:9pt;mso-wrap-distance-top:0;mso-wrap-distance-right:9pt;mso-wrap-distance-bottom:0;mso-position-horizontal:absolute;mso-position-horizontal-relative:text;mso-position-vertical:absolute;mso-position-vertical-relative:text;mso-width-percent:0;mso-height-percent:0;mso-width-relative:page;mso-height-relative:page;v-text-anchor:middle" o:gfxdata="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" stroked="f">
+                <v:fill opacity="0"/>
+                <v:textbox>
+                  <w:txbxContent>
+                    <w:p>
+                      <w:r>
+                        <w:t>{{F09}}</w:t>
+                      </w:r>
+                    </w:p>
+                    <w:p/>
+                  </w:txbxContent>
+                </v:textbox>
+              </v:shape>
+            </w:pict>
+          </mc:Fallback>
+        </mc:AlternateContent>
+      </w:r>
+      <w:r>
+        <w:rPr>
+          <w:noProof/>
+          <w:lang w:val="en-US"/>
+        </w:rPr>
+        <mc:AlternateContent>
+          <mc:Choice Requires="wps">
+            <w:drawing>
+              <wp:anchor distT="0" distB="0" distL="114300" distR="114300" simplePos="0" relativeHeight="251664384" behindDoc="0" locked="0" layoutInCell="1" allowOverlap="1" wp14:anchorId="047FC9F2" wp14:editId="163B56EF">
                 <wp:simplePos x="0" y="0"/>
                 <wp:positionH relativeFrom="column">
                   <wp:posOffset>3586480</wp:posOffset>
                 </wp:positionH>
                 <wp:positionV relativeFrom="paragraph">
-                  <wp:posOffset>1143000</wp:posOffset>
+                  <wp:posOffset>1258570</wp:posOffset>
                 </wp:positionV>
-                <wp:extent cx="829310" cy="515620"/>
+                <wp:extent cx="829310" cy="401320"/>
                 <wp:effectExtent l="0" t="0" r="0" b="0"/>
                 <wp:wrapNone/>
                 <wp:docPr id="1386931775" name="Текстово поле 8"/>
@@ -2375,7 +2566,7 @@
                       <wps:spPr bwMode="auto">
                         <a:xfrm>
                           <a:off x="0" y="0"/>
-                          <a:ext cx="829310" cy="515620"/>
+                          <a:ext cx="829310" cy="401320"/>
                         </a:xfrm>
                         <a:prstGeom prst="rect">
                           <a:avLst/>
@@ -2422,7 +2613,7 @@
           </mc:Choice>
           <mc:Fallback>
             <w:pict>
-              <v:shape w14:anchorId="047FC9F2" id="Текстово поле 8" o:spid="_x0000_s1044" type="#_x0000_t202" style="position:absolute;margin-left:282.4pt;margin-top:90pt;width:65.3pt;height:40.6pt;z-index:251664384;visibility:visible;mso-wrap-style:square;mso-width-percent:0;mso-height-percent:0;mso-wrap-distance-left:9pt;mso-wrap-distance-top:0;mso-wrap-distance-right:9pt;mso-wrap-distance-bottom:0;mso-position-horizontal:absolute;mso-position-horizontal-relative:text;mso-position-vertical:absolute;mso-position-vertical-relative:text;mso-width-percent:0;mso-height-percent:0;mso-width-relative:page;mso-height-relative:page;v-text-anchor:middle" o:gfxdata="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" stroked="f">
+              <v:shape w14:anchorId="047FC9F2" id="Текстово поле 8" o:spid="_x0000_s1046" type="#_x0000_t202" style="position:absolute;margin-left:282.4pt;margin-top:99.1pt;width:65.3pt;height:31.6pt;z-index:251664384;visibility:visible;mso-wrap-style:square;mso-width-percent:0;mso-height-percent:0;mso-wrap-distance-left:9pt;mso-wrap-distance-top:0;mso-wrap-distance-right:9pt;mso-wrap-distance-bottom:0;mso-position-horizontal:absolute;mso-position-horizontal-relative:text;mso-position-vertical:absolute;mso-position-vertical-relative:text;mso-width-percent:0;mso-height-percent:0;mso-width-relative:page;mso-height-relative:page;v-text-anchor:middle" o:gfxdata="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" stroked="f">
                 <v:fill opacity="0"/>
                 <v:textbox>
                   <w:txbxContent>
@@ -2453,7 +2644,312 @@
         <mc:AlternateContent>
           <mc:Choice Requires="wps">
             <w:drawing>
-              <wp:anchor distT="0" distB="0" distL="114300" distR="114300" simplePos="0" relativeHeight="251668480" behindDoc="0" locked="0" layoutInCell="1" allowOverlap="1" wp14:anchorId="6B383E9A" wp14:editId="3BAE9D3A">
+              <wp:anchor distT="0" distB="0" distL="114300" distR="114300" simplePos="0" relativeHeight="251670528" behindDoc="0" locked="0" layoutInCell="1" allowOverlap="1" wp14:anchorId="16522520" wp14:editId="2B82871D">
+                <wp:simplePos x="0" y="0"/>
+                <wp:positionH relativeFrom="margin">
+                  <wp:posOffset>3586480</wp:posOffset>
+                </wp:positionH>
+                <wp:positionV relativeFrom="paragraph">
+                  <wp:posOffset>2687320</wp:posOffset>
+                </wp:positionV>
+                <wp:extent cx="2632075" cy="334645"/>
+                <wp:effectExtent l="0" t="0" r="0" b="0"/>
+                <wp:wrapNone/>
+                <wp:docPr id="993541959" name="Текстово поле 6"/>
+                <wp:cNvGraphicFramePr>
+                  <a:graphicFrameLocks xmlns:a="http://schemas.openxmlformats.org/drawingml/2006/main"/>
+                </wp:cNvGraphicFramePr>
+                <a:graphic xmlns:a="http://schemas.openxmlformats.org/drawingml/2006/main">
+                  <a:graphicData uri="http://schemas.microsoft.com/office/word/2010/wordprocessingShape">
+                    <wps:wsp>
+                      <wps:cNvSpPr txBox="1">
+                        <a:spLocks noChangeArrowheads="1"/>
+                      </wps:cNvSpPr>
+                      <wps:spPr bwMode="auto">
+                        <a:xfrm>
+                          <a:off x="0" y="0"/>
+                          <a:ext cx="2632075" cy="334645"/>
+                        </a:xfrm>
+                        <a:prstGeom prst="rect">
+                          <a:avLst/>
+                        </a:prstGeom>
+                        <a:solidFill>
+                          <a:srgbClr val="FFFFFF">
+                            <a:alpha val="0"/>
+                          </a:srgbClr>
+                        </a:solidFill>
+                        <a:ln>
+                          <a:noFill/>
+                        </a:ln>
+                      </wps:spPr>
+                      <wps:txbx>
+                        <w:txbxContent>
+                          <w:p>
+                            <w:pPr>
+                              <w:rPr>
+                                <w:sz w:val="24"/>
+                                <w:lang w:val="en-US"/>
+                              </w:rPr>
+                            </w:pPr>
+                            <w:r>
+                              <w:rPr>
+                                <w:sz w:val="24"/>
+                              </w:rPr>
+                              <w:t>Венцислав Вутов</w:t>
+                            </w:r>
+                          </w:p>
+                        </w:txbxContent>
+                      </wps:txbx>
+                      <wps:bodyPr rot="0" vert="horz" wrap="square" lIns="91440" tIns="45720" rIns="91440" bIns="45720" anchor="ctr" anchorCtr="0" upright="1">
+                        <a:noAutofit/>
+                      </wps:bodyPr>
+                    </wps:wsp>
+                  </a:graphicData>
+                </a:graphic>
+                <wp14:sizeRelH relativeFrom="page">
+                  <wp14:pctWidth>0</wp14:pctWidth>
+                </wp14:sizeRelH>
+                <wp14:sizeRelV relativeFrom="page">
+                  <wp14:pctHeight>0</wp14:pctHeight>
+                </wp14:sizeRelV>
+              </wp:anchor>
+            </w:drawing>
+          </mc:Choice>
+          <mc:Fallback>
+            <w:pict>
+              <v:shape w14:anchorId="16522520" id="Текстово поле 6" o:spid="_x0000_s1044" type="#_x0000_t202" style="position:absolute;margin-left:282.4pt;margin-top:211.6pt;width:207.25pt;height:26.35pt;z-index:251670528;visibility:visible;mso-wrap-style:square;mso-width-percent:0;mso-height-percent:0;mso-wrap-distance-left:9pt;mso-wrap-distance-top:0;mso-wrap-distance-right:9pt;mso-wrap-distance-bottom:0;mso-position-horizontal:absolute;mso-position-horizontal-relative:margin;mso-position-vertical:absolute;mso-position-vertical-relative:text;mso-width-percent:0;mso-height-percent:0;mso-width-relative:page;mso-height-relative:page;v-text-anchor:middle" o:gfxdata="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" stroked="f">
+                <v:fill opacity="0"/>
+                <v:textbox>
+                  <w:txbxContent>
+                    <w:p>
+                      <w:pPr>
+                        <w:rPr>
+                          <w:sz w:val="24"/>
+                          <w:lang w:val="en-US"/>
+                        </w:rPr>
+                      </w:pPr>
+                      <w:r>
+                        <w:rPr>
+                          <w:sz w:val="24"/>
+                        </w:rPr>
+                        <w:t>Венцислав Вутов</w:t>
+                      </w:r>
+                    </w:p>
+                  </w:txbxContent>
+                </v:textbox>
+                <w10:wrap anchorx="margin"/>
+              </v:shape>
+            </w:pict>
+          </mc:Fallback>
+        </mc:AlternateContent>
+      </w:r>
+      <w:r>
+        <w:rPr>
+          <w:noProof/>
+          <w:lang w:val="en-US"/>
+        </w:rPr>
+        <mc:AlternateContent>
+          <mc:Choice Requires="wps">
+            <w:drawing>
+              <wp:anchor distT="0" distB="0" distL="114300" distR="114300" simplePos="0" relativeHeight="251669504" behindDoc="0" locked="0" layoutInCell="1" allowOverlap="1" wp14:anchorId="41E4E05B" wp14:editId="33AA7E99">
+                <wp:simplePos x="0" y="0"/>
+                <wp:positionH relativeFrom="column">
+                  <wp:posOffset>852805</wp:posOffset>
+                </wp:positionH>
+                <wp:positionV relativeFrom="paragraph">
+                  <wp:posOffset>2687320</wp:posOffset>
+                </wp:positionV>
+                <wp:extent cx="2019935" cy="334645"/>
+                <wp:effectExtent l="0" t="0" r="0" b="0"/>
+                <wp:wrapNone/>
+                <wp:docPr id="1011075207" name="Текстово поле 9"/>
+                <wp:cNvGraphicFramePr>
+                  <a:graphicFrameLocks xmlns:a="http://schemas.openxmlformats.org/drawingml/2006/main"/>
+                </wp:cNvGraphicFramePr>
+                <a:graphic xmlns:a="http://schemas.openxmlformats.org/drawingml/2006/main">
+                  <a:graphicData uri="http://schemas.microsoft.com/office/word/2010/wordprocessingShape">
+                    <wps:wsp>
+                      <wps:cNvSpPr txBox="1">
+                        <a:spLocks noChangeArrowheads="1"/>
+                      </wps:cNvSpPr>
+                      <wps:spPr bwMode="auto">
+                        <a:xfrm>
+                          <a:off x="0" y="0"/>
+                          <a:ext cx="2019935" cy="334645"/>
+                        </a:xfrm>
+                        <a:prstGeom prst="rect">
+                          <a:avLst/>
+                        </a:prstGeom>
+                        <a:solidFill>
+                          <a:srgbClr val="FFFFFF">
+                            <a:alpha val="0"/>
+                          </a:srgbClr>
+                        </a:solidFill>
+                        <a:ln>
+                          <a:noFill/>
+                        </a:ln>
+                      </wps:spPr>
+                      <wps:txbx>
+                        <w:txbxContent>
+                          <w:p>
+                            <w:r>
+                              <w:t>Николай Спасов</w:t>
+                            </w:r>
+                          </w:p>
+                        </w:txbxContent>
+                      </wps:txbx>
+                      <wps:bodyPr rot="0" vert="horz" wrap="square" lIns="91440" tIns="45720" rIns="91440" bIns="45720" anchor="ctr" anchorCtr="0" upright="1">
+                        <a:noAutofit/>
+                      </wps:bodyPr>
+                    </wps:wsp>
+                  </a:graphicData>
+                </a:graphic>
+                <wp14:sizeRelH relativeFrom="page">
+                  <wp14:pctWidth>0</wp14:pctWidth>
+                </wp14:sizeRelH>
+                <wp14:sizeRelV relativeFrom="page">
+                  <wp14:pctHeight>0</wp14:pctHeight>
+                </wp14:sizeRelV>
+              </wp:anchor>
+            </w:drawing>
+          </mc:Choice>
+          <mc:Fallback>
+            <w:pict>
+              <v:shape w14:anchorId="41E4E05B" id="Текстово поле 9" o:spid="_x0000_s1048" type="#_x0000_t202" style="position:absolute;margin-left:67.15pt;margin-top:211.6pt;width:159.05pt;height:26.35pt;z-index:251669504;visibility:visible;mso-wrap-style:square;mso-width-percent:0;mso-height-percent:0;mso-wrap-distance-left:9pt;mso-wrap-distance-top:0;mso-wrap-distance-right:9pt;mso-wrap-distance-bottom:0;mso-position-horizontal:absolute;mso-position-horizontal-relative:text;mso-position-vertical:absolute;mso-position-vertical-relative:text;mso-width-percent:0;mso-height-percent:0;mso-width-relative:page;mso-height-relative:page;v-text-anchor:middle" o:gfxdata="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" stroked="f">
+                <v:fill opacity="0"/>
+                <v:textbox>
+                  <w:txbxContent>
+                    <w:p>
+                      <w:r>
+                        <w:t>Николай Спасов</w:t>
+                      </w:r>
+                    </w:p>
+                  </w:txbxContent>
+                </v:textbox>
+              </v:shape>
+            </w:pict>
+          </mc:Fallback>
+        </mc:AlternateContent>
+      </w:r>
+      <w:r>
+        <w:rPr>
+          <w:noProof/>
+          <w:lang w:val="en-US"/>
+        </w:rPr>
+        <mc:AlternateContent>
+          <mc:Choice Requires="wps">
+            <w:drawing>
+              <wp:anchor distT="0" distB="0" distL="114300" distR="114300" simplePos="0" relativeHeight="251663360" behindDoc="0" locked="0" layoutInCell="1" allowOverlap="1" wp14:anchorId="68CAA9E7" wp14:editId="33C40F6B">
+                <wp:simplePos x="0" y="0"/>
+                <wp:positionH relativeFrom="column">
+                  <wp:posOffset>5196205</wp:posOffset>
+                </wp:positionH>
+                <wp:positionV relativeFrom="paragraph">
+                  <wp:posOffset>963294</wp:posOffset>
+                </wp:positionV>
+                <wp:extent cx="1435735" cy="295275"/>
+                <wp:effectExtent l="0" t="0" r="0" b="0"/>
+                <wp:wrapNone/>
+                <wp:docPr id="312294760" name="Текстово поле 10"/>
+                <wp:cNvGraphicFramePr>
+                  <a:graphicFrameLocks xmlns:a="http://schemas.openxmlformats.org/drawingml/2006/main"/>
+                </wp:cNvGraphicFramePr>
+                <a:graphic xmlns:a="http://schemas.openxmlformats.org/drawingml/2006/main">
+                  <a:graphicData uri="http://schemas.microsoft.com/office/word/2010/wordprocessingShape">
+                    <wps:wsp>
+                      <wps:cNvSpPr txBox="1">
+                        <a:spLocks noChangeArrowheads="1"/>
+                      </wps:cNvSpPr>
+                      <wps:spPr bwMode="auto">
+                        <a:xfrm>
+                          <a:off x="0" y="0"/>
+                          <a:ext cx="1435735" cy="295275"/>
+                        </a:xfrm>
+                        <a:prstGeom prst="rect">
+                          <a:avLst/>
+                        </a:prstGeom>
+                        <a:solidFill>
+                          <a:srgbClr val="FFFFFF">
+                            <a:alpha val="0"/>
+                          </a:srgbClr>
+                        </a:solidFill>
+                        <a:ln>
+                          <a:noFill/>
+                        </a:ln>
+                      </wps:spPr>
+                      <wps:txbx>
+                        <w:txbxContent>
+                          <w:p>
+                            <w:pPr>
+                              <w:rPr>
+                                <w:lang w:val="en-US"/>
+                              </w:rPr>
+                            </w:pPr>
+                            <w:r>
+                              <w:t>4</w:t>
+                            </w:r>
+                            <w:r>
+                              <w:rPr>
+                                <w:lang w:val="en-US"/>
+                              </w:rPr>
+                              <w:t>0</w:t>
+                            </w:r>
+                          </w:p>
+                        </w:txbxContent>
+                      </wps:txbx>
+                      <wps:bodyPr rot="0" vert="horz" wrap="square" lIns="91440" tIns="45720" rIns="91440" bIns="45720" anchor="ctr" anchorCtr="0" upright="1">
+                        <a:noAutofit/>
+                      </wps:bodyPr>
+                    </wps:wsp>
+                  </a:graphicData>
+                </a:graphic>
+                <wp14:sizeRelH relativeFrom="page">
+                  <wp14:pctWidth>0</wp14:pctWidth>
+                </wp14:sizeRelH>
+                <wp14:sizeRelV relativeFrom="page">
+                  <wp14:pctHeight>0</wp14:pctHeight>
+                </wp14:sizeRelV>
+              </wp:anchor>
+            </w:drawing>
+          </mc:Choice>
+          <mc:Fallback>
+            <w:pict>
+              <v:shape w14:anchorId="68CAA9E7" id="Текстово поле 10" o:spid="_x0000_s1047" type="#_x0000_t202" style="position:absolute;margin-left:409.15pt;margin-top:75.85pt;width:113.05pt;height:23.25pt;z-index:251663360;visibility:visible;mso-wrap-style:square;mso-width-percent:0;mso-height-percent:0;mso-wrap-distance-left:9pt;mso-wrap-distance-top:0;mso-wrap-distance-right:9pt;mso-wrap-distance-bottom:0;mso-position-horizontal:absolute;mso-position-horizontal-relative:text;mso-position-vertical:absolute;mso-position-vertical-relative:text;mso-width-percent:0;mso-height-percent:0;mso-width-relative:page;mso-height-relative:page;v-text-anchor:middle" o:gfxdata="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" stroked="f">
+                <v:fill opacity="0"/>
+                <v:textbox>
+                  <w:txbxContent>
+                    <w:p>
+                      <w:pPr>
+                        <w:rPr>
+                          <w:lang w:val="en-US"/>
+                        </w:rPr>
+                      </w:pPr>
+                      <w:r>
+                        <w:t>4</w:t>
+                      </w:r>
+                      <w:r>
+                        <w:rPr>
+                          <w:lang w:val="en-US"/>
+                        </w:rPr>
+                        <w:t>0</w:t>
+                      </w:r>
+                    </w:p>
+                  </w:txbxContent>
+                </v:textbox>
+              </v:shape>
+            </w:pict>
+          </mc:Fallback>
+        </mc:AlternateContent>
+      </w:r>
+      <w:r>
+        <w:rPr>
+          <w:noProof/>
+          <w:lang w:val="en-US"/>
+        </w:rPr>
+        <mc:AlternateContent>
+          <mc:Choice Requires="wps">
+            <w:drawing>
+              <wp:anchor distT="0" distB="0" distL="114300" distR="114300" simplePos="0" relativeHeight="251668480" behindDoc="0" locked="0" layoutInCell="1" allowOverlap="1" wp14:anchorId="6B383E9A" wp14:editId="6A868E2A">
                 <wp:simplePos x="0" y="0"/>
                 <wp:positionH relativeFrom="column">
                   <wp:posOffset>1224280</wp:posOffset>
@@ -2529,7 +3025,7 @@
           </mc:Choice>
           <mc:Fallback>
             <w:pict>
-              <v:shape w14:anchorId="6B383E9A" id="Текстово поле 3" o:spid="_x0000_s1045" type="#_x0000_t202" style="position:absolute;margin-left:96.4pt;margin-top:117pt;width:135.85pt;height:27pt;z-index:251668480;visibility:visible;mso-wrap-style:square;mso-width-percent:0;mso-height-percent:0;mso-wrap-distance-left:9pt;mso-wrap-distance-top:0;mso-wrap-distance-right:9pt;mso-wrap-distance-bottom:0;mso-position-horizontal:absolute;mso-position-horizontal-relative:text;mso-position-vertical:absolute;mso-position-vertical-relative:text;mso-width-percent:0;mso-height-percent:0;mso-width-relative:page;mso-height-relative:page;v-text-anchor:middle" o:gfxdata="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" stroked="f">
+              <v:shape w14:anchorId="6B383E9A" id="Текстово поле 3" o:spid="_x0000_s1050" type="#_x0000_t202" style="position:absolute;margin-left:96.4pt;margin-top:117pt;width:135.85pt;height:27pt;z-index:251668480;visibility:visible;mso-wrap-style:square;mso-width-percent:0;mso-height-percent:0;mso-wrap-distance-left:9pt;mso-wrap-distance-top:0;mso-wrap-distance-right:9pt;mso-wrap-distance-bottom:0;mso-position-horizontal:absolute;mso-position-horizontal-relative:text;mso-position-vertical:absolute;mso-position-vertical-relative:text;mso-width-percent:0;mso-height-percent:0;mso-width-relative:page;mso-height-relative:page;v-text-anchor:middle" o:gfxdata="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" stroked="f">
                 <v:fill opacity="0"/>
                 <v:textbox>
                   <w:txbxContent>
@@ -2549,514 +3045,6 @@
                           <w:lang w:val="en-US"/>
                         </w:rPr>
                       </w:pPr>
-                    </w:p>
-                  </w:txbxContent>
-                </v:textbox>
-              </v:shape>
-            </w:pict>
-          </mc:Fallback>
-        </mc:AlternateContent>
-      </w:r>
-      <w:r>
-        <w:rPr>
-          <w:noProof/>
-          <w:lang w:val="en-US"/>
-        </w:rPr>
-        <mc:AlternateContent>
-          <mc:Choice Requires="wps">
-            <w:drawing>
-              <wp:anchor distT="0" distB="0" distL="114300" distR="114300" simplePos="0" relativeHeight="251669504" behindDoc="0" locked="0" layoutInCell="1" allowOverlap="1" wp14:anchorId="41E4E05B" wp14:editId="22661063">
-                <wp:simplePos x="0" y="0"/>
-                <wp:positionH relativeFrom="column">
-                  <wp:posOffset>852805</wp:posOffset>
-                </wp:positionH>
-                <wp:positionV relativeFrom="paragraph">
-                  <wp:posOffset>2628900</wp:posOffset>
-                </wp:positionV>
-                <wp:extent cx="2019935" cy="391795"/>
-                <wp:effectExtent l="0" t="0" r="0" b="0"/>
-                <wp:wrapNone/>
-                <wp:docPr id="1011075207" name="Текстово поле 9"/>
-                <wp:cNvGraphicFramePr>
-                  <a:graphicFrameLocks xmlns:a="http://schemas.openxmlformats.org/drawingml/2006/main"/>
-                </wp:cNvGraphicFramePr>
-                <a:graphic xmlns:a="http://schemas.openxmlformats.org/drawingml/2006/main">
-                  <a:graphicData uri="http://schemas.microsoft.com/office/word/2010/wordprocessingShape">
-                    <wps:wsp>
-                      <wps:cNvSpPr txBox="1">
-                        <a:spLocks noChangeArrowheads="1"/>
-                      </wps:cNvSpPr>
-                      <wps:spPr bwMode="auto">
-                        <a:xfrm>
-                          <a:off x="0" y="0"/>
-                          <a:ext cx="2019935" cy="391795"/>
-                        </a:xfrm>
-                        <a:prstGeom prst="rect">
-                          <a:avLst/>
-                        </a:prstGeom>
-                        <a:solidFill>
-                          <a:srgbClr val="FFFFFF">
-                            <a:alpha val="0"/>
-                          </a:srgbClr>
-                        </a:solidFill>
-                        <a:ln>
-                          <a:noFill/>
-                        </a:ln>
-                      </wps:spPr>
-                      <wps:txbx>
-                        <w:txbxContent>
-                          <w:p>
-                            <w:r>
-                              <w:t>Николай Спасов</w:t>
-                            </w:r>
-                          </w:p>
-                        </w:txbxContent>
-                      </wps:txbx>
-                      <wps:bodyPr rot="0" vert="horz" wrap="square" lIns="91440" tIns="45720" rIns="91440" bIns="45720" anchor="ctr" anchorCtr="0" upright="1">
-                        <a:noAutofit/>
-                      </wps:bodyPr>
-                    </wps:wsp>
-                  </a:graphicData>
-                </a:graphic>
-                <wp14:sizeRelH relativeFrom="page">
-                  <wp14:pctWidth>0</wp14:pctWidth>
-                </wp14:sizeRelH>
-                <wp14:sizeRelV relativeFrom="page">
-                  <wp14:pctHeight>0</wp14:pctHeight>
-                </wp14:sizeRelV>
-              </wp:anchor>
-            </w:drawing>
-          </mc:Choice>
-          <mc:Fallback>
-            <w:pict>
-              <v:shape w14:anchorId="41E4E05B" id="Текстово поле 9" o:spid="_x0000_s1044" type="#_x0000_t202" style="position:absolute;margin-left:67.15pt;margin-top:207pt;width:159.05pt;height:30.85pt;z-index:251669504;visibility:visible;mso-wrap-style:square;mso-width-percent:0;mso-height-percent:0;mso-wrap-distance-left:9pt;mso-wrap-distance-top:0;mso-wrap-distance-right:9pt;mso-wrap-distance-bottom:0;mso-position-horizontal:absolute;mso-position-horizontal-relative:text;mso-position-vertical:absolute;mso-position-vertical-relative:text;mso-width-percent:0;mso-height-percent:0;mso-width-relative:page;mso-height-relative:page;v-text-anchor:middle" o:gfxdata="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" stroked="f">
-                <v:fill opacity="0"/>
-                <v:textbox>
-                  <w:txbxContent>
-                    <w:p>
-                      <w:r>
-                        <w:t>Николай Спасов</w:t>
-                      </w:r>
-                    </w:p>
-                  </w:txbxContent>
-                </v:textbox>
-              </v:shape>
-            </w:pict>
-          </mc:Fallback>
-        </mc:AlternateContent>
-      </w:r>
-      <w:r>
-        <w:rPr>
-          <w:noProof/>
-          <w:lang w:val="en-US"/>
-        </w:rPr>
-        <mc:AlternateContent>
-          <mc:Choice Requires="wps">
-            <w:drawing>
-              <wp:anchor distT="0" distB="0" distL="114300" distR="114300" simplePos="0" relativeHeight="251670528" behindDoc="0" locked="0" layoutInCell="1" allowOverlap="1" wp14:anchorId="16522520" wp14:editId="27B866E3">
-                <wp:simplePos x="0" y="0"/>
-                <wp:positionH relativeFrom="margin">
-                  <wp:posOffset>3586480</wp:posOffset>
-                </wp:positionH>
-                <wp:positionV relativeFrom="paragraph">
-                  <wp:posOffset>2628900</wp:posOffset>
-                </wp:positionV>
-                <wp:extent cx="2632075" cy="391795"/>
-                <wp:effectExtent l="0" t="0" r="0" b="0"/>
-                <wp:wrapNone/>
-                <wp:docPr id="993541959" name="Текстово поле 6"/>
-                <wp:cNvGraphicFramePr>
-                  <a:graphicFrameLocks xmlns:a="http://schemas.openxmlformats.org/drawingml/2006/main"/>
-                </wp:cNvGraphicFramePr>
-                <a:graphic xmlns:a="http://schemas.openxmlformats.org/drawingml/2006/main">
-                  <a:graphicData uri="http://schemas.microsoft.com/office/word/2010/wordprocessingShape">
-                    <wps:wsp>
-                      <wps:cNvSpPr txBox="1">
-                        <a:spLocks noChangeArrowheads="1"/>
-                      </wps:cNvSpPr>
-                      <wps:spPr bwMode="auto">
-                        <a:xfrm>
-                          <a:off x="0" y="0"/>
-                          <a:ext cx="2632075" cy="391795"/>
-                        </a:xfrm>
-                        <a:prstGeom prst="rect">
-                          <a:avLst/>
-                        </a:prstGeom>
-                        <a:solidFill>
-                          <a:srgbClr val="FFFFFF">
-                            <a:alpha val="0"/>
-                          </a:srgbClr>
-                        </a:solidFill>
-                        <a:ln>
-                          <a:noFill/>
-                        </a:ln>
-                      </wps:spPr>
-                      <wps:txbx>
-                        <w:txbxContent>
-                          <w:p>
-                            <w:pPr>
-                              <w:rPr>
-                                <w:sz w:val="24"/>
-                                <w:lang w:val="en-US"/>
-                              </w:rPr>
-                            </w:pPr>
-                            <w:r>
-                              <w:rPr>
-                                <w:sz w:val="24"/>
-                              </w:rPr>
-                              <w:t>Венцислав Вутов</w:t>
-                            </w:r>
-                          </w:p>
-                        </w:txbxContent>
-                      </wps:txbx>
-                      <wps:bodyPr rot="0" vert="horz" wrap="square" lIns="91440" tIns="45720" rIns="91440" bIns="45720" anchor="ctr" anchorCtr="0" upright="1">
-                        <a:noAutofit/>
-                      </wps:bodyPr>
-                    </wps:wsp>
-                  </a:graphicData>
-                </a:graphic>
-                <wp14:sizeRelH relativeFrom="page">
-                  <wp14:pctWidth>0</wp14:pctWidth>
-                </wp14:sizeRelH>
-                <wp14:sizeRelV relativeFrom="page">
-                  <wp14:pctHeight>0</wp14:pctHeight>
-                </wp14:sizeRelV>
-              </wp:anchor>
-            </w:drawing>
-          </mc:Choice>
-          <mc:Fallback>
-            <w:pict>
-              <v:shape w14:anchorId="16522520" id="Текстово поле 6" o:spid="_x0000_s1045" type="#_x0000_t202" style="position:absolute;margin-left:282.4pt;margin-top:207pt;width:207.25pt;height:30.85pt;z-index:251670528;visibility:visible;mso-wrap-style:square;mso-width-percent:0;mso-height-percent:0;mso-wrap-distance-left:9pt;mso-wrap-distance-top:0;mso-wrap-distance-right:9pt;mso-wrap-distance-bottom:0;mso-position-horizontal:absolute;mso-position-horizontal-relative:margin;mso-position-vertical:absolute;mso-position-vertical-relative:text;mso-width-percent:0;mso-height-percent:0;mso-width-relative:page;mso-height-relative:page;v-text-anchor:middle" o:gfxdata="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" stroked="f">
-                <v:fill opacity="0"/>
-                <v:textbox>
-                  <w:txbxContent>
-                    <w:p>
-                      <w:pPr>
-                        <w:rPr>
-                          <w:sz w:val="24"/>
-                          <w:lang w:val="en-US"/>
-                        </w:rPr>
-                      </w:pPr>
-                      <w:r>
-                        <w:rPr>
-                          <w:sz w:val="24"/>
-                        </w:rPr>
-                        <w:t>Венцислав Вутов</w:t>
-                      </w:r>
-                    </w:p>
-                  </w:txbxContent>
-                </v:textbox>
-                <w10:wrap anchorx="margin"/>
-              </v:shape>
-            </w:pict>
-          </mc:Fallback>
-        </mc:AlternateContent>
-      </w:r>
-      <w:r>
-        <w:rPr>
-          <w:noProof/>
-          <w:lang w:val="en-US"/>
-        </w:rPr>
-        <mc:AlternateContent>
-          <mc:Choice Requires="wps">
-            <w:drawing>
-              <wp:anchor distT="0" distB="0" distL="114300" distR="114300" simplePos="0" relativeHeight="251667456" behindDoc="0" locked="0" layoutInCell="1" allowOverlap="1" wp14:anchorId="6866F8CA" wp14:editId="74CE781E">
-                <wp:simplePos x="0" y="0"/>
-                <wp:positionH relativeFrom="margin">
-                  <wp:posOffset>4986655</wp:posOffset>
-                </wp:positionH>
-                <wp:positionV relativeFrom="paragraph">
-                  <wp:posOffset>1715770</wp:posOffset>
-                </wp:positionV>
-                <wp:extent cx="1226820" cy="352425"/>
-                <wp:effectExtent l="0" t="0" r="0" b="0"/>
-                <wp:wrapNone/>
-                <wp:docPr id="797749961" name="Текстово поле 5"/>
-                <wp:cNvGraphicFramePr>
-                  <a:graphicFrameLocks xmlns:a="http://schemas.openxmlformats.org/drawingml/2006/main"/>
-                </wp:cNvGraphicFramePr>
-                <a:graphic xmlns:a="http://schemas.openxmlformats.org/drawingml/2006/main">
-                  <a:graphicData uri="http://schemas.microsoft.com/office/word/2010/wordprocessingShape">
-                    <wps:wsp>
-                      <wps:cNvSpPr txBox="1">
-                        <a:spLocks noChangeArrowheads="1"/>
-                      </wps:cNvSpPr>
-                      <wps:spPr bwMode="auto">
-                        <a:xfrm>
-                          <a:off x="0" y="0"/>
-                          <a:ext cx="1226820" cy="352425"/>
-                        </a:xfrm>
-                        <a:prstGeom prst="rect">
-                          <a:avLst/>
-                        </a:prstGeom>
-                        <a:solidFill>
-                          <a:srgbClr val="FFFFFF">
-                            <a:alpha val="0"/>
-                          </a:srgbClr>
-                        </a:solidFill>
-                        <a:ln>
-                          <a:noFill/>
-                        </a:ln>
-                      </wps:spPr>
-                      <wps:txbx>
-                        <w:txbxContent>
-                          <w:p>
-                            <w:pPr>
-                              <w:rPr>
-                                <w:lang w:val="en-US"/>
-                              </w:rPr>
-                            </w:pPr>
-                            <w:r>
-                              <w:t>{{F10}}</w:t>
-                            </w:r>
-                          </w:p>
-                          <w:p>
-                            <w:pPr>
-                              <w:rPr>
-                                <w:lang w:val="en-US"/>
-                              </w:rPr>
-                            </w:pPr>
-                          </w:p>
-                        </w:txbxContent>
-                      </wps:txbx>
-                      <wps:bodyPr rot="0" vert="horz" wrap="square" lIns="91440" tIns="45720" rIns="91440" bIns="45720" anchor="ctr" anchorCtr="0" upright="1">
-                        <a:noAutofit/>
-                      </wps:bodyPr>
-                    </wps:wsp>
-                  </a:graphicData>
-                </a:graphic>
-                <wp14:sizeRelH relativeFrom="page">
-                  <wp14:pctWidth>0</wp14:pctWidth>
-                </wp14:sizeRelH>
-                <wp14:sizeRelV relativeFrom="page">
-                  <wp14:pctHeight>0</wp14:pctHeight>
-                </wp14:sizeRelV>
-              </wp:anchor>
-            </w:drawing>
-          </mc:Choice>
-          <mc:Fallback>
-            <w:pict>
-              <v:shape w14:anchorId="6866F8CA" id="Текстово поле 5" o:spid="_x0000_s1046" type="#_x0000_t202" style="position:absolute;margin-left:392.65pt;margin-top:135.1pt;width:96.6pt;height:27.75pt;z-index:251667456;visibility:visible;mso-wrap-style:square;mso-width-percent:0;mso-height-percent:0;mso-wrap-distance-left:9pt;mso-wrap-distance-top:0;mso-wrap-distance-right:9pt;mso-wrap-distance-bottom:0;mso-position-horizontal:absolute;mso-position-horizontal-relative:margin;mso-position-vertical:absolute;mso-position-vertical-relative:text;mso-width-percent:0;mso-height-percent:0;mso-width-relative:page;mso-height-relative:page;v-text-anchor:middle" o:gfxdata="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" stroked="f">
-                <v:fill opacity="0"/>
-                <v:textbox>
-                  <w:txbxContent>
-                    <w:p>
-                      <w:pPr>
-                        <w:rPr>
-                          <w:lang w:val="en-US"/>
-                        </w:rPr>
-                      </w:pPr>
-                      <w:r>
-                        <w:t>{{F10}}</w:t>
-                      </w:r>
-                    </w:p>
-                    <w:p>
-                      <w:pPr>
-                        <w:rPr>
-                          <w:lang w:val="en-US"/>
-                        </w:rPr>
-                      </w:pPr>
-                    </w:p>
-                  </w:txbxContent>
-                </v:textbox>
-                <w10:wrap anchorx="margin"/>
-              </v:shape>
-            </w:pict>
-          </mc:Fallback>
-        </mc:AlternateContent>
-      </w:r>
-      <w:r>
-        <w:rPr>
-          <w:noProof/>
-          <w:lang w:val="en-US"/>
-        </w:rPr>
-        <mc:AlternateContent>
-          <mc:Choice Requires="wps">
-            <w:drawing>
-              <wp:anchor distT="0" distB="0" distL="114300" distR="114300" simplePos="0" relativeHeight="251666432" behindDoc="0" locked="0" layoutInCell="1" allowOverlap="1" wp14:anchorId="5163581D" wp14:editId="67F23FCD">
-                <wp:simplePos x="0" y="0"/>
-                <wp:positionH relativeFrom="column">
-                  <wp:posOffset>3491230</wp:posOffset>
-                </wp:positionH>
-                <wp:positionV relativeFrom="paragraph">
-                  <wp:posOffset>1714501</wp:posOffset>
-                </wp:positionV>
-                <wp:extent cx="1582420" cy="441960"/>
-                <wp:effectExtent l="0" t="0" r="0" b="0"/>
-                <wp:wrapNone/>
-                <wp:docPr id="1500752630" name="Текстово поле 4"/>
-                <wp:cNvGraphicFramePr>
-                  <a:graphicFrameLocks xmlns:a="http://schemas.openxmlformats.org/drawingml/2006/main"/>
-                </wp:cNvGraphicFramePr>
-                <a:graphic xmlns:a="http://schemas.openxmlformats.org/drawingml/2006/main">
-                  <a:graphicData uri="http://schemas.microsoft.com/office/word/2010/wordprocessingShape">
-                    <wps:wsp>
-                      <wps:cNvSpPr txBox="1">
-                        <a:spLocks noChangeArrowheads="1"/>
-                      </wps:cNvSpPr>
-                      <wps:spPr bwMode="auto">
-                        <a:xfrm>
-                          <a:off x="0" y="0"/>
-                          <a:ext cx="1582420" cy="441960"/>
-                        </a:xfrm>
-                        <a:prstGeom prst="rect">
-                          <a:avLst/>
-                        </a:prstGeom>
-                        <a:solidFill>
-                          <a:srgbClr val="FFFFFF">
-                            <a:alpha val="0"/>
-                          </a:srgbClr>
-                        </a:solidFill>
-                        <a:ln>
-                          <a:noFill/>
-                        </a:ln>
-                      </wps:spPr>
-                      <wps:txbx>
-                        <w:txbxContent>
-                          <w:p>
-                            <w:r>
-                              <w:t>{{F09}}</w:t>
-                            </w:r>
-                          </w:p>
-                          <w:p/>
-                        </w:txbxContent>
-                      </wps:txbx>
-                      <wps:bodyPr rot="0" vert="horz" wrap="square" lIns="91440" tIns="45720" rIns="91440" bIns="45720" anchor="ctr" anchorCtr="0" upright="1">
-                        <a:noAutofit/>
-                      </wps:bodyPr>
-                    </wps:wsp>
-                  </a:graphicData>
-                </a:graphic>
-                <wp14:sizeRelH relativeFrom="page">
-                  <wp14:pctWidth>0</wp14:pctWidth>
-                </wp14:sizeRelH>
-                <wp14:sizeRelV relativeFrom="page">
-                  <wp14:pctHeight>0</wp14:pctHeight>
-                </wp14:sizeRelV>
-              </wp:anchor>
-            </w:drawing>
-          </mc:Choice>
-          <mc:Fallback>
-            <w:pict>
-              <v:shape w14:anchorId="5163581D" id="Текстово поле 4" o:spid="_x0000_s1047" type="#_x0000_t202" style="position:absolute;margin-left:274.9pt;margin-top:135pt;width:124.6pt;height:34.8pt;z-index:251666432;visibility:visible;mso-wrap-style:square;mso-width-percent:0;mso-height-percent:0;mso-wrap-distance-left:9pt;mso-wrap-distance-top:0;mso-wrap-distance-right:9pt;mso-wrap-distance-bottom:0;mso-position-horizontal:absolute;mso-position-horizontal-relative:text;mso-position-vertical:absolute;mso-position-vertical-relative:text;mso-width-percent:0;mso-height-percent:0;mso-width-relative:page;mso-height-relative:page;v-text-anchor:middle" o:gfxdata="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" stroked="f">
-                <v:fill opacity="0"/>
-                <v:textbox>
-                  <w:txbxContent>
-                    <w:p>
-                      <w:r>
-                        <w:t>{{F09}}</w:t>
-                      </w:r>
-                    </w:p>
-                    <w:p/>
-                  </w:txbxContent>
-                </v:textbox>
-              </v:shape>
-            </w:pict>
-          </mc:Fallback>
-        </mc:AlternateContent>
-      </w:r>
-      <w:r>
-        <w:rPr>
-          <w:noProof/>
-          <w:lang w:val="en-US"/>
-        </w:rPr>
-        <mc:AlternateContent>
-          <mc:Choice Requires="wps">
-            <w:drawing>
-              <wp:anchor distT="0" distB="0" distL="114300" distR="114300" simplePos="0" relativeHeight="251663360" behindDoc="0" locked="0" layoutInCell="1" allowOverlap="1" wp14:anchorId="68CAA9E7" wp14:editId="1E4B006E">
-                <wp:simplePos x="0" y="0"/>
-                <wp:positionH relativeFrom="column">
-                  <wp:posOffset>5196205</wp:posOffset>
-                </wp:positionH>
-                <wp:positionV relativeFrom="paragraph">
-                  <wp:posOffset>915671</wp:posOffset>
-                </wp:positionV>
-                <wp:extent cx="1435735" cy="342900"/>
-                <wp:effectExtent l="0" t="0" r="0" b="0"/>
-                <wp:wrapNone/>
-                <wp:docPr id="312294760" name="Текстово поле 10"/>
-                <wp:cNvGraphicFramePr>
-                  <a:graphicFrameLocks xmlns:a="http://schemas.openxmlformats.org/drawingml/2006/main"/>
-                </wp:cNvGraphicFramePr>
-                <a:graphic xmlns:a="http://schemas.openxmlformats.org/drawingml/2006/main">
-                  <a:graphicData uri="http://schemas.microsoft.com/office/word/2010/wordprocessingShape">
-                    <wps:wsp>
-                      <wps:cNvSpPr txBox="1">
-                        <a:spLocks noChangeArrowheads="1"/>
-                      </wps:cNvSpPr>
-                      <wps:spPr bwMode="auto">
-                        <a:xfrm>
-                          <a:off x="0" y="0"/>
-                          <a:ext cx="1435735" cy="342900"/>
-                        </a:xfrm>
-                        <a:prstGeom prst="rect">
-                          <a:avLst/>
-                        </a:prstGeom>
-                        <a:solidFill>
-                          <a:srgbClr val="FFFFFF">
-                            <a:alpha val="0"/>
-                          </a:srgbClr>
-                        </a:solidFill>
-                        <a:ln>
-                          <a:noFill/>
-                        </a:ln>
-                      </wps:spPr>
-                      <wps:txbx>
-                        <w:txbxContent>
-                          <w:p>
-                            <w:pPr>
-                              <w:rPr>
-                                <w:lang w:val="en-US"/>
-                              </w:rPr>
-                            </w:pPr>
-                            <w:r>
-                              <w:t>4</w:t>
-                            </w:r>
-                            <w:r>
-                              <w:rPr>
-                                <w:lang w:val="en-US"/>
-                              </w:rPr>
-                              <w:t>0</w:t>
-                            </w:r>
-                          </w:p>
-                        </w:txbxContent>
-                      </wps:txbx>
-                      <wps:bodyPr rot="0" vert="horz" wrap="square" lIns="91440" tIns="45720" rIns="91440" bIns="45720" anchor="ctr" anchorCtr="0" upright="1">
-                        <a:noAutofit/>
-                      </wps:bodyPr>
-                    </wps:wsp>
-                  </a:graphicData>
-                </a:graphic>
-                <wp14:sizeRelH relativeFrom="page">
-                  <wp14:pctWidth>0</wp14:pctWidth>
-                </wp14:sizeRelH>
-                <wp14:sizeRelV relativeFrom="page">
-                  <wp14:pctHeight>0</wp14:pctHeight>
-                </wp14:sizeRelV>
-              </wp:anchor>
-            </w:drawing>
-          </mc:Choice>
-          <mc:Fallback>
-            <w:pict>
-              <v:shape w14:anchorId="68CAA9E7" id="Текстово поле 10" o:spid="_x0000_s1048" type="#_x0000_t202" style="position:absolute;margin-left:409.15pt;margin-top:72.1pt;width:113.05pt;height:27pt;z-index:251663360;visibility:visible;mso-wrap-style:square;mso-width-percent:0;mso-height-percent:0;mso-wrap-distance-left:9pt;mso-wrap-distance-top:0;mso-wrap-distance-right:9pt;mso-wrap-distance-bottom:0;mso-position-horizontal:absolute;mso-position-horizontal-relative:text;mso-position-vertical:absolute;mso-position-vertical-relative:text;mso-width-percent:0;mso-height-percent:0;mso-width-relative:page;mso-height-relative:page;v-text-anchor:middle" o:gfxdata="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" stroked="f">
-                <v:fill opacity="0"/>
-                <v:textbox>
-                  <w:txbxContent>
-                    <w:p>
-                      <w:pPr>
-                        <w:rPr>
-                          <w:lang w:val="en-US"/>
-                        </w:rPr>
-                      </w:pPr>
-                      <w:r>
-                        <w:t>4</w:t>
-                      </w:r>
-                      <w:r>
-                        <w:rPr>
-                          <w:lang w:val="en-US"/>
-                        </w:rPr>
-                        <w:t>0</w:t>
-                      </w:r>
                     </w:p>
                   </w:txbxContent>
                 </v:textbox>
